--- a/lessons/9-3/downloads/9-3-notes-teacher-l3.docx
+++ b/lessons/9-3/downloads/9-3-notes-teacher-l3.docx
@@ -1037,6 +1037,160 @@
         </w:tc>
       </w:tr>
     </w:tbl>
+    <w:tbl>
+      <w:tblPr>
+        <w:tblW w:type="pct" w:w="100%"/>
+        <w:tblBorders>
+          <w:top w:val="none" w:color="FFFFFF" w:sz="0"/>
+          <w:left w:val="none" w:color="FFFFFF" w:sz="0"/>
+          <w:bottom w:val="single" w:color="C7D2DD" w:sz="4"/>
+          <w:right w:val="none" w:color="FFFFFF" w:sz="0"/>
+          <w:insideH w:val="none" w:color="FFFFFF" w:sz="0"/>
+          <w:insideV w:val="none" w:color="FFFFFF" w:sz="0"/>
+        </w:tblBorders>
+      </w:tblPr>
+      <w:tblGrid>
+        <w:gridCol w:w="1800"/>
+        <w:gridCol w:w="7560"/>
+      </w:tblGrid>
+      <w:tr>
+        <w:trPr>
+          <w:cantSplit/>
+        </w:trPr>
+        <w:tc>
+          <w:tcPr>
+            <w:tcW w:type="dxa" w:w="1800"/>
+            <w:tcMar>
+              <w:top w:type="dxa" w:w="100"/>
+              <w:left w:type="dxa" w:w="40"/>
+              <w:bottom w:type="dxa" w:w="100"/>
+              <w:right w:type="dxa" w:w="120"/>
+            </w:tcMar>
+            <w:vAlign w:val="center"/>
+          </w:tcPr>
+          <w:p>
+            <w:pPr>
+              <w:spacing w:after="0"/>
+              <w:jc w:val="center"/>
+            </w:pPr>
+            <w:r>
+              <w:drawing>
+                <wp:inline distT="0" distB="0" distL="0" distR="0">
+                  <wp:extent cx="1047750" cy="790575"/>
+                  <wp:effectExtent t="0" r="0" b="0" l="0"/>
+                  <wp:docPr id="1" name="" descr="" title=""/>
+                  <wp:cNvGraphicFramePr>
+                    <a:graphicFrameLocks xmlns:a="http://schemas.openxmlformats.org/drawingml/2006/main" noChangeAspect="1"/>
+                  </wp:cNvGraphicFramePr>
+                  <a:graphic xmlns:a="http://schemas.openxmlformats.org/drawingml/2006/main">
+                    <a:graphicData uri="http://schemas.openxmlformats.org/drawingml/2006/picture">
+                      <pic:pic xmlns:pic="http://schemas.openxmlformats.org/drawingml/2006/picture">
+                        <pic:nvPicPr>
+                          <pic:cNvPr id="0" name="" descr=""/>
+                          <pic:cNvPicPr>
+                            <a:picLocks noChangeAspect="1" noChangeArrowheads="1"/>
+                          </pic:cNvPicPr>
+                        </pic:nvPicPr>
+                        <pic:blipFill>
+                          <a:blip r:embed="rId13" cstate="none"/>
+                          <a:srcRect/>
+                          <a:stretch>
+                            <a:fillRect/>
+                          </a:stretch>
+                        </pic:blipFill>
+                        <pic:spPr bwMode="auto">
+                          <a:xfrm>
+                            <a:off x="0" y="0"/>
+                            <a:ext cx="1047750" cy="790575"/>
+                          </a:xfrm>
+                          <a:prstGeom prst="rect">
+                            <a:avLst/>
+                          </a:prstGeom>
+                        </pic:spPr>
+                      </pic:pic>
+                    </a:graphicData>
+                  </a:graphic>
+                </wp:inline>
+              </w:drawing>
+            </w:r>
+          </w:p>
+        </w:tc>
+        <w:tc>
+          <w:tcPr>
+            <w:tcW w:type="dxa" w:w="7560"/>
+            <w:tcMar>
+              <w:top w:type="dxa" w:w="100"/>
+              <w:left w:type="dxa" w:w="40"/>
+              <w:bottom w:type="dxa" w:w="100"/>
+              <w:right w:type="dxa" w:w="40"/>
+            </w:tcMar>
+            <w:vAlign w:val="center"/>
+          </w:tcPr>
+          <w:p>
+            <w:pPr>
+              <w:spacing w:after="50"/>
+            </w:pPr>
+            <w:r>
+              <w:rPr>
+                <w:b/>
+                <w:bCs/>
+                <w:color w:val="12355B"/>
+                <w:sz w:val="24"/>
+                <w:szCs w:val="24"/>
+              </w:rPr>
+              <w:t xml:space="preserve">Constant</w:t>
+            </w:r>
+            <w:r>
+              <w:rPr>
+                <w:i/>
+                <w:iCs/>
+                <w:color w:val="5F6F80"/>
+                <w:sz w:val="19"/>
+                <w:szCs w:val="19"/>
+              </w:rPr>
+              <w:t xml:space="preserve">   Constante</w:t>
+            </w:r>
+          </w:p>
+          <w:p>
+            <w:pPr>
+              <w:spacing w:after="40"/>
+            </w:pPr>
+            <w:r>
+              <w:rPr>
+                <w:sz w:val="21"/>
+                <w:szCs w:val="21"/>
+              </w:rPr>
+              <w:t xml:space="preserve">A number in an equation that never changes.</w:t>
+            </w:r>
+          </w:p>
+          <w:p>
+            <w:pPr>
+              <w:spacing w:after="0"/>
+            </w:pPr>
+            <w:r>
+              <w:rPr>
+                <w:b/>
+                <w:bCs/>
+                <w:color w:val="1FA6A2"/>
+                <w:sz w:val="18"/>
+                <w:szCs w:val="18"/>
+              </w:rPr>
+              <w:t xml:space="preserve">Example:  </w:t>
+            </w:r>
+            <w:r>
+              <w:rPr>
+                <w:i/>
+                <w:iCs/>
+                <w:color w:val="5F6F80"/>
+                <w:sz w:val="18"/>
+                <w:szCs w:val="18"/>
+              </w:rPr>
+              <w:t xml:space="preserve">The 5 in y = 5x</w:t>
+            </w:r>
+          </w:p>
+        </w:tc>
+      </w:tr>
+    </w:tbl>
     <w:p>
       <w:pPr>
         <w:pStyle w:val="Heading1"/>
@@ -1125,7 +1279,7 @@
                 <w:sz w:val="21"/>
                 <w:szCs w:val="21"/>
               </w:rPr>
-              <w:t xml:space="preserve">equation      •      variable      •      rate      •      represent      •      define the variables</w:t>
+              <w:t xml:space="preserve">equation      •      variable      •      rate      •      represent      •      define the variables      •      Constant</w:t>
             </w:r>
           </w:p>
         </w:tc>
@@ -1336,6 +1490,43 @@
           <w:szCs w:val="22"/>
         </w:rPr>
         <w:t xml:space="preserve"> </w:t>
+      </w:r>
+      <w:r>
+        <w:rPr>
+          <w:sz w:val="22"/>
+          <w:szCs w:val="22"/>
+        </w:rPr>
+        <w:t xml:space="preserve">________________</w:t>
+      </w:r>
+      <w:r>
+        <w:rPr>
+          <w:sz w:val="22"/>
+          <w:szCs w:val="22"/>
+        </w:rPr>
+        <w:t xml:space="preserve">.</w:t>
+      </w:r>
+    </w:p>
+    <w:p>
+      <w:pPr>
+        <w:keepLines/>
+        <w:spacing w:after="260" w:before="200"/>
+      </w:pPr>
+      <w:r>
+        <w:rPr>
+          <w:b/>
+          <w:bCs/>
+          <w:color w:val="12355B"/>
+          <w:sz w:val="22"/>
+          <w:szCs w:val="22"/>
+        </w:rPr>
+        <w:t xml:space="preserve">6.  </w:t>
+      </w:r>
+      <w:r>
+        <w:rPr>
+          <w:sz w:val="22"/>
+          <w:szCs w:val="22"/>
+        </w:rPr>
+        <w:t xml:space="preserve">A number in an equation that never changes is a </w:t>
       </w:r>
       <w:r>
         <w:rPr>
@@ -2339,7 +2530,7 @@
           <w:sz w:val="20"/>
           <w:szCs w:val="20"/>
         </w:rPr>
-        <w:t xml:space="preserve">A)  $49.90</w:t>
+        <w:t xml:space="preserve">A)  $24.95</w:t>
       </w:r>
     </w:p>
     <w:p>
@@ -2365,7 +2556,7 @@
           <w:sz w:val="20"/>
           <w:szCs w:val="20"/>
         </w:rPr>
-        <w:t xml:space="preserve">C)  $24.95</w:t>
+        <w:t xml:space="preserve">C)  $49.90</w:t>
       </w:r>
     </w:p>
     <w:p>
@@ -2424,7 +2615,7 @@
           <w:sz w:val="21"/>
           <w:szCs w:val="21"/>
         </w:rPr>
-        <w:t xml:space="preserve">A. $49.90</w:t>
+        <w:t xml:space="preserve">C. $49.90</w:t>
       </w:r>
     </w:p>
     <w:p>
@@ -2550,7 +2741,7 @@
           <w:sz w:val="20"/>
           <w:szCs w:val="20"/>
         </w:rPr>
-        <w:t xml:space="preserve">A)  $299.40</w:t>
+        <w:t xml:space="preserve">A)  $36.95</w:t>
       </w:r>
     </w:p>
     <w:p>
@@ -2576,7 +2767,7 @@
           <w:sz w:val="20"/>
           <w:szCs w:val="20"/>
         </w:rPr>
-        <w:t xml:space="preserve">C)  $36.95</w:t>
+        <w:t xml:space="preserve">C)  $299.40</w:t>
       </w:r>
     </w:p>
     <w:p>
@@ -2680,7 +2871,7 @@
           <w:sz w:val="20"/>
           <w:szCs w:val="20"/>
         </w:rPr>
-        <w:t xml:space="preserve">A)  The rate changes: c = 19.95m instead of c = 24.95m</w:t>
+        <w:t xml:space="preserve">A)  The variable changes: c = 24.95x instead of c = 24.95m</w:t>
       </w:r>
     </w:p>
     <w:p>
@@ -2693,7 +2884,7 @@
           <w:sz w:val="20"/>
           <w:szCs w:val="20"/>
         </w:rPr>
-        <w:t xml:space="preserve">B)  The variable changes: c = 24.95x instead of c = 24.95m</w:t>
+        <w:t xml:space="preserve">B)  The rate changes: c = 19.95m instead of c = 24.95m</w:t>
       </w:r>
     </w:p>
     <w:p>
@@ -2810,7 +3001,7 @@
           <w:sz w:val="20"/>
           <w:szCs w:val="20"/>
         </w:rPr>
-        <w:t xml:space="preserve">A)  The equation gives the total cost for ANY number of months, not just the rows listed</w:t>
+        <w:t xml:space="preserve">A)  The equation lists more rows than the table</w:t>
       </w:r>
     </w:p>
     <w:p>
@@ -2823,7 +3014,7 @@
           <w:sz w:val="20"/>
           <w:szCs w:val="20"/>
         </w:rPr>
-        <w:t xml:space="preserve">B)  The equation lists more rows than the table</w:t>
+        <w:t xml:space="preserve">B)  The equation is the only representation that shows the cost increasing</w:t>
       </w:r>
     </w:p>
     <w:p>
@@ -2836,7 +3027,7 @@
           <w:sz w:val="20"/>
           <w:szCs w:val="20"/>
         </w:rPr>
-        <w:t xml:space="preserve">C)  The equation is the only representation that shows the cost increasing</w:t>
+        <w:t xml:space="preserve">C)  The table is always wrong and the equation is always right</w:t>
       </w:r>
     </w:p>
     <w:p>
@@ -2849,7 +3040,7 @@
           <w:sz w:val="20"/>
           <w:szCs w:val="20"/>
         </w:rPr>
-        <w:t xml:space="preserve">D)  The table is always wrong and the equation is always right</w:t>
+        <w:t xml:space="preserve">D)  The equation gives the total cost for ANY number of months, not just the rows listed</w:t>
       </w:r>
     </w:p>
     <w:p>
@@ -2953,7 +3144,7 @@
           <w:sz w:val="20"/>
           <w:szCs w:val="20"/>
         </w:rPr>
-        <w:t xml:space="preserve">B)  105 hours</w:t>
+        <w:t xml:space="preserve">B)  9 hours</w:t>
       </w:r>
     </w:p>
     <w:p>
@@ -2966,7 +3157,7 @@
           <w:sz w:val="20"/>
           <w:szCs w:val="20"/>
         </w:rPr>
-        <w:t xml:space="preserve">C)  9 hours</w:t>
+        <w:t xml:space="preserve">C)  105 hours</w:t>
       </w:r>
     </w:p>
     <w:p>
@@ -3313,6 +3504,27 @@
     </w:p>
     <w:p>
       <w:pPr>
+        <w:spacing w:after="80"/>
+      </w:pPr>
+      <w:r>
+        <w:rPr>
+          <w:b/>
+          <w:bCs/>
+          <w:sz w:val="21"/>
+          <w:szCs w:val="21"/>
+        </w:rPr>
+        <w:t xml:space="preserve">Notes 6:  </w:t>
+      </w:r>
+      <w:r>
+        <w:rPr>
+          <w:sz w:val="21"/>
+          <w:szCs w:val="21"/>
+        </w:rPr>
+        <w:t xml:space="preserve">Constant</w:t>
+      </w:r>
+    </w:p>
+    <w:p>
+      <w:pPr>
         <w:pStyle w:val="Heading2"/>
         <w:spacing w:after="80" w:before="180"/>
       </w:pPr>
@@ -3345,7 +3557,7 @@
           <w:sz w:val="21"/>
           <w:szCs w:val="21"/>
         </w:rPr>
-        <w:t xml:space="preserve">A. $49.90</w:t>
+        <w:t xml:space="preserve">C. $49.90</w:t>
       </w:r>
     </w:p>
     <w:p>
@@ -3475,7 +3687,7 @@
           <w:sz w:val="21"/>
           <w:szCs w:val="21"/>
         </w:rPr>
-        <w:t xml:space="preserve">A)  $45</w:t>
+        <w:t xml:space="preserve">C)  $45</w:t>
       </w:r>
       <w:r>
         <w:rPr>
@@ -3506,7 +3718,7 @@
           <w:sz w:val="21"/>
           <w:szCs w:val="21"/>
         </w:rPr>
-        <w:t xml:space="preserve">A)  The total cost</w:t>
+        <w:t xml:space="preserve">B)  The total cost</w:t>
       </w:r>
       <w:r>
         <w:rPr>
@@ -3537,7 +3749,7 @@
           <w:sz w:val="21"/>
           <w:szCs w:val="21"/>
         </w:rPr>
-        <w:t xml:space="preserve">A)  $24.95</w:t>
+        <w:t xml:space="preserve">B)  $24.95</w:t>
       </w:r>
       <w:r>
         <w:rPr>
@@ -3584,7 +3796,7 @@
           <w:sz w:val="21"/>
           <w:szCs w:val="21"/>
         </w:rPr>
-        <w:t xml:space="preserve">A)  $249.50</w:t>
+        <w:t xml:space="preserve">C)  $249.50</w:t>
       </w:r>
       <w:r>
         <w:rPr>
@@ -3615,7 +3827,7 @@
           <w:sz w:val="21"/>
           <w:szCs w:val="21"/>
         </w:rPr>
-        <w:t xml:space="preserve">A)  $75</w:t>
+        <w:t xml:space="preserve">C)  $75</w:t>
       </w:r>
       <w:r>
         <w:rPr>

--- a/lessons/9-3/downloads/9-3-notes-teacher-l3.docx
+++ b/lessons/9-3/downloads/9-3-notes-teacher-l3.docx
@@ -264,49 +264,269 @@
           <w:sz w:val="19"/>
           <w:szCs w:val="19"/>
         </w:rPr>
-        <w:t xml:space="preserve">Look at the picture, read the word, then read what it means.</w:t>
+        <w:t xml:space="preserve">Review each concept term, definition, non-example, and visual clue.</w:t>
       </w:r>
     </w:p>
     <w:tbl>
       <w:tblPr>
-        <w:tblW w:type="pct" w:w="100%"/>
+        <w:tblW w:type="dxa" w:w="9360"/>
         <w:tblBorders>
-          <w:top w:val="none" w:color="FFFFFF" w:sz="0"/>
-          <w:left w:val="none" w:color="FFFFFF" w:sz="0"/>
-          <w:bottom w:val="single" w:color="C7D2DD" w:sz="4"/>
-          <w:right w:val="none" w:color="FFFFFF" w:sz="0"/>
-          <w:insideH w:val="none" w:color="FFFFFF" w:sz="0"/>
-          <w:insideV w:val="none" w:color="FFFFFF" w:sz="0"/>
+          <w:top w:val="single" w:color="C7D2DD" w:sz="6"/>
+          <w:left w:val="single" w:color="C7D2DD" w:sz="6"/>
+          <w:bottom w:val="single" w:color="C7D2DD" w:sz="6"/>
+          <w:right w:val="single" w:color="C7D2DD" w:sz="6"/>
+          <w:insideH w:val="single" w:color="C7D2DD" w:sz="6"/>
+          <w:insideV w:val="single" w:color="C7D2DD" w:sz="6"/>
         </w:tblBorders>
       </w:tblPr>
       <w:tblGrid>
         <w:gridCol w:w="1800"/>
-        <w:gridCol w:w="7560"/>
+        <w:gridCol w:w="3160"/>
+        <w:gridCol w:w="2200"/>
+        <w:gridCol w:w="2200"/>
       </w:tblGrid>
       <w:tr>
         <w:trPr>
           <w:cantSplit/>
+          <w:tblHeader/>
         </w:trPr>
         <w:tc>
           <w:tcPr>
             <w:tcW w:type="dxa" w:w="1800"/>
-            <w:tcMar>
-              <w:top w:type="dxa" w:w="100"/>
-              <w:left w:type="dxa" w:w="40"/>
-              <w:bottom w:type="dxa" w:w="100"/>
-              <w:right w:type="dxa" w:w="120"/>
-            </w:tcMar>
-            <w:vAlign w:val="center"/>
+            <w:shd w:fill="EEF4F8" w:color="auto" w:val="clear"/>
+            <w:tcMar>
+              <w:top w:type="dxa" w:w="80"/>
+              <w:left w:type="dxa" w:w="100"/>
+              <w:bottom w:type="dxa" w:w="80"/>
+              <w:right w:type="dxa" w:w="100"/>
+            </w:tcMar>
           </w:tcPr>
           <w:p>
             <w:pPr>
               <w:spacing w:after="0"/>
+            </w:pPr>
+            <w:r>
+              <w:rPr>
+                <w:b/>
+                <w:bCs/>
+                <w:color w:val="12355B"/>
+                <w:sz w:val="19"/>
+                <w:szCs w:val="19"/>
+              </w:rPr>
+              <w:t xml:space="preserve">Concept Term</w:t>
+            </w:r>
+          </w:p>
+        </w:tc>
+        <w:tc>
+          <w:tcPr>
+            <w:tcW w:type="dxa" w:w="3160"/>
+            <w:shd w:fill="EEF4F8" w:color="auto" w:val="clear"/>
+            <w:tcMar>
+              <w:top w:type="dxa" w:w="80"/>
+              <w:left w:type="dxa" w:w="100"/>
+              <w:bottom w:type="dxa" w:w="80"/>
+              <w:right w:type="dxa" w:w="100"/>
+            </w:tcMar>
+          </w:tcPr>
+          <w:p>
+            <w:pPr>
+              <w:spacing w:after="0"/>
+            </w:pPr>
+            <w:r>
+              <w:rPr>
+                <w:b/>
+                <w:bCs/>
+                <w:color w:val="12355B"/>
+                <w:sz w:val="19"/>
+                <w:szCs w:val="19"/>
+              </w:rPr>
+              <w:t xml:space="preserve">Student-Friendly Definition</w:t>
+            </w:r>
+          </w:p>
+        </w:tc>
+        <w:tc>
+          <w:tcPr>
+            <w:tcW w:type="dxa" w:w="2200"/>
+            <w:shd w:fill="EEF4F8" w:color="auto" w:val="clear"/>
+            <w:tcMar>
+              <w:top w:type="dxa" w:w="80"/>
+              <w:left w:type="dxa" w:w="100"/>
+              <w:bottom w:type="dxa" w:w="80"/>
+              <w:right w:type="dxa" w:w="100"/>
+            </w:tcMar>
+          </w:tcPr>
+          <w:p>
+            <w:pPr>
+              <w:spacing w:after="0"/>
+            </w:pPr>
+            <w:r>
+              <w:rPr>
+                <w:b/>
+                <w:bCs/>
+                <w:color w:val="12355B"/>
+                <w:sz w:val="19"/>
+                <w:szCs w:val="19"/>
+              </w:rPr>
+              <w:t xml:space="preserve">Non-Example</w:t>
+            </w:r>
+          </w:p>
+        </w:tc>
+        <w:tc>
+          <w:tcPr>
+            <w:tcW w:type="dxa" w:w="2200"/>
+            <w:shd w:fill="EEF4F8" w:color="auto" w:val="clear"/>
+            <w:tcMar>
+              <w:top w:type="dxa" w:w="80"/>
+              <w:left w:type="dxa" w:w="100"/>
+              <w:bottom w:type="dxa" w:w="80"/>
+              <w:right w:type="dxa" w:w="100"/>
+            </w:tcMar>
+          </w:tcPr>
+          <w:p>
+            <w:pPr>
+              <w:spacing w:after="0"/>
+            </w:pPr>
+            <w:r>
+              <w:rPr>
+                <w:b/>
+                <w:bCs/>
+                <w:color w:val="12355B"/>
+                <w:sz w:val="19"/>
+                <w:szCs w:val="19"/>
+              </w:rPr>
+              <w:t xml:space="preserve">Visual Clue</w:t>
+            </w:r>
+          </w:p>
+        </w:tc>
+      </w:tr>
+      <w:tr>
+        <w:trPr>
+          <w:cantSplit/>
+        </w:trPr>
+        <w:tc>
+          <w:tcPr>
+            <w:tcW w:type="dxa" w:w="1800"/>
+            <w:tcMar>
+              <w:top w:type="dxa" w:w="80"/>
+              <w:left w:type="dxa" w:w="100"/>
+              <w:bottom w:type="dxa" w:w="80"/>
+              <w:right w:type="dxa" w:w="100"/>
+            </w:tcMar>
+            <w:vAlign w:val="top"/>
+          </w:tcPr>
+          <w:p>
+            <w:pPr>
+              <w:spacing w:after="30"/>
+            </w:pPr>
+            <w:r>
+              <w:rPr>
+                <w:b/>
+                <w:bCs/>
+                <w:color w:val="12355B"/>
+                <w:sz w:val="21"/>
+                <w:szCs w:val="21"/>
+              </w:rPr>
+              <w:t xml:space="preserve">equation</w:t>
+            </w:r>
+          </w:p>
+          <w:p>
+            <w:pPr>
+              <w:spacing w:after="0"/>
+            </w:pPr>
+            <w:r>
+              <w:rPr>
+                <w:i/>
+                <w:iCs/>
+                <w:color w:val="5F6F80"/>
+                <w:sz w:val="18"/>
+                <w:szCs w:val="18"/>
+              </w:rPr>
+              <w:t xml:space="preserve">ecuación</w:t>
+            </w:r>
+          </w:p>
+        </w:tc>
+        <w:tc>
+          <w:tcPr>
+            <w:tcW w:type="dxa" w:w="3160"/>
+            <w:tcMar>
+              <w:top w:type="dxa" w:w="80"/>
+              <w:left w:type="dxa" w:w="100"/>
+              <w:bottom w:type="dxa" w:w="80"/>
+              <w:right w:type="dxa" w:w="100"/>
+            </w:tcMar>
+            <w:vAlign w:val="top"/>
+          </w:tcPr>
+          <w:p>
+            <w:pPr>
+              <w:spacing w:after="0"/>
+            </w:pPr>
+            <w:r>
+              <w:rPr>
+                <w:sz w:val="20"/>
+                <w:szCs w:val="20"/>
+              </w:rPr>
+              <w:t xml:space="preserve">A mathematical sentence with an equals sign that shows two amounts are the same.</w:t>
+            </w:r>
+          </w:p>
+        </w:tc>
+        <w:tc>
+          <w:tcPr>
+            <w:tcW w:type="dxa" w:w="2200"/>
+            <w:tcMar>
+              <w:top w:type="dxa" w:w="80"/>
+              <w:left w:type="dxa" w:w="100"/>
+              <w:bottom w:type="dxa" w:w="80"/>
+              <w:right w:type="dxa" w:w="100"/>
+            </w:tcMar>
+            <w:vAlign w:val="top"/>
+          </w:tcPr>
+          <w:p>
+            <w:pPr>
+              <w:spacing w:after="40"/>
+            </w:pPr>
+            <w:r>
+              <w:rPr>
+                <w:i/>
+                <w:iCs/>
+                <w:color w:val="5F6F80"/>
+                <w:sz w:val="19"/>
+                <w:szCs w:val="19"/>
+              </w:rPr>
+              <w:t xml:space="preserve">Not equation: write a counter-example that breaks the definition.</w:t>
+            </w:r>
+          </w:p>
+          <w:p>
+            <w:pPr>
+              <w:pBdr>
+                <w:bottom w:val="single" w:color="AFBECC" w:sz="6"/>
+              </w:pBdr>
+              <w:spacing w:after="30" w:before="150"/>
+            </w:pPr>
+            <w:r>
+              <w:t xml:space="preserve"/>
+            </w:r>
+          </w:p>
+        </w:tc>
+        <w:tc>
+          <w:tcPr>
+            <w:tcW w:type="dxa" w:w="2200"/>
+            <w:tcMar>
+              <w:top w:type="dxa" w:w="80"/>
+              <w:left w:type="dxa" w:w="100"/>
+              <w:bottom w:type="dxa" w:w="80"/>
+              <w:right w:type="dxa" w:w="100"/>
+            </w:tcMar>
+            <w:vAlign w:val="top"/>
+          </w:tcPr>
+          <w:p>
+            <w:pPr>
+              <w:spacing w:after="40"/>
               <w:jc w:val="center"/>
             </w:pPr>
             <w:r>
               <w:drawing>
                 <wp:inline distT="0" distB="0" distL="0" distR="0">
-                  <wp:extent cx="1047750" cy="790575"/>
+                  <wp:extent cx="876300" cy="657225"/>
                   <wp:effectExtent t="0" r="0" b="0" l="0"/>
                   <wp:docPr id="1" name="" descr="" title=""/>
                   <wp:cNvGraphicFramePr>
@@ -331,7 +551,7 @@
                         <pic:spPr bwMode="auto">
                           <a:xfrm>
                             <a:off x="0" y="0"/>
-                            <a:ext cx="1047750" cy="790575"/>
+                            <a:ext cx="876300" cy="657225"/>
                           </a:xfrm>
                           <a:prstGeom prst="rect">
                             <a:avLst/>
@@ -344,69 +564,10 @@
               </w:drawing>
             </w:r>
           </w:p>
-        </w:tc>
-        <w:tc>
-          <w:tcPr>
-            <w:tcW w:type="dxa" w:w="7560"/>
-            <w:tcMar>
-              <w:top w:type="dxa" w:w="100"/>
-              <w:left w:type="dxa" w:w="40"/>
-              <w:bottom w:type="dxa" w:w="100"/>
-              <w:right w:type="dxa" w:w="40"/>
-            </w:tcMar>
-            <w:vAlign w:val="center"/>
-          </w:tcPr>
-          <w:p>
-            <w:pPr>
-              <w:spacing w:after="50"/>
-            </w:pPr>
-            <w:r>
-              <w:rPr>
-                <w:b/>
-                <w:bCs/>
-                <w:color w:val="12355B"/>
-                <w:sz w:val="24"/>
-                <w:szCs w:val="24"/>
-              </w:rPr>
-              <w:t xml:space="preserve">equation</w:t>
-            </w:r>
-            <w:r>
-              <w:rPr>
-                <w:i/>
-                <w:iCs/>
-                <w:color w:val="5F6F80"/>
-                <w:sz w:val="19"/>
-                <w:szCs w:val="19"/>
-              </w:rPr>
-              <w:t xml:space="preserve">   ecuación</w:t>
-            </w:r>
-          </w:p>
-          <w:p>
-            <w:pPr>
-              <w:spacing w:after="40"/>
-            </w:pPr>
-            <w:r>
-              <w:rPr>
-                <w:sz w:val="21"/>
-                <w:szCs w:val="21"/>
-              </w:rPr>
-              <w:t xml:space="preserve">A mathematical sentence with an equals sign that shows two amounts are the same.</w:t>
-            </w:r>
-          </w:p>
           <w:p>
             <w:pPr>
               <w:spacing w:after="0"/>
             </w:pPr>
-            <w:r>
-              <w:rPr>
-                <w:b/>
-                <w:bCs/>
-                <w:color w:val="1FA6A2"/>
-                <w:sz w:val="18"/>
-                <w:szCs w:val="18"/>
-              </w:rPr>
-              <w:t xml:space="preserve">Example:  </w:t>
-            </w:r>
             <w:r>
               <w:rPr>
                 <w:i/>
@@ -420,23 +581,6 @@
           </w:p>
         </w:tc>
       </w:tr>
-    </w:tbl>
-    <w:tbl>
-      <w:tblPr>
-        <w:tblW w:type="pct" w:w="100%"/>
-        <w:tblBorders>
-          <w:top w:val="none" w:color="FFFFFF" w:sz="0"/>
-          <w:left w:val="none" w:color="FFFFFF" w:sz="0"/>
-          <w:bottom w:val="single" w:color="C7D2DD" w:sz="4"/>
-          <w:right w:val="none" w:color="FFFFFF" w:sz="0"/>
-          <w:insideH w:val="none" w:color="FFFFFF" w:sz="0"/>
-          <w:insideV w:val="none" w:color="FFFFFF" w:sz="0"/>
-        </w:tblBorders>
-      </w:tblPr>
-      <w:tblGrid>
-        <w:gridCol w:w="1800"/>
-        <w:gridCol w:w="7560"/>
-      </w:tblGrid>
       <w:tr>
         <w:trPr>
           <w:cantSplit/>
@@ -445,22 +589,126 @@
           <w:tcPr>
             <w:tcW w:type="dxa" w:w="1800"/>
             <w:tcMar>
-              <w:top w:type="dxa" w:w="100"/>
-              <w:left w:type="dxa" w:w="40"/>
-              <w:bottom w:type="dxa" w:w="100"/>
-              <w:right w:type="dxa" w:w="120"/>
-            </w:tcMar>
-            <w:vAlign w:val="center"/>
-          </w:tcPr>
+              <w:top w:type="dxa" w:w="80"/>
+              <w:left w:type="dxa" w:w="100"/>
+              <w:bottom w:type="dxa" w:w="80"/>
+              <w:right w:type="dxa" w:w="100"/>
+            </w:tcMar>
+            <w:vAlign w:val="top"/>
+          </w:tcPr>
+          <w:p>
+            <w:pPr>
+              <w:spacing w:after="30"/>
+            </w:pPr>
+            <w:r>
+              <w:rPr>
+                <w:b/>
+                <w:bCs/>
+                <w:color w:val="12355B"/>
+                <w:sz w:val="21"/>
+                <w:szCs w:val="21"/>
+              </w:rPr>
+              <w:t xml:space="preserve">variable</w:t>
+            </w:r>
+          </w:p>
           <w:p>
             <w:pPr>
               <w:spacing w:after="0"/>
+            </w:pPr>
+            <w:r>
+              <w:rPr>
+                <w:i/>
+                <w:iCs/>
+                <w:color w:val="5F6F80"/>
+                <w:sz w:val="18"/>
+                <w:szCs w:val="18"/>
+              </w:rPr>
+              <w:t xml:space="preserve">variable</w:t>
+            </w:r>
+          </w:p>
+        </w:tc>
+        <w:tc>
+          <w:tcPr>
+            <w:tcW w:type="dxa" w:w="3160"/>
+            <w:tcMar>
+              <w:top w:type="dxa" w:w="80"/>
+              <w:left w:type="dxa" w:w="100"/>
+              <w:bottom w:type="dxa" w:w="80"/>
+              <w:right w:type="dxa" w:w="100"/>
+            </w:tcMar>
+            <w:vAlign w:val="top"/>
+          </w:tcPr>
+          <w:p>
+            <w:pPr>
+              <w:spacing w:after="0"/>
+            </w:pPr>
+            <w:r>
+              <w:rPr>
+                <w:sz w:val="20"/>
+                <w:szCs w:val="20"/>
+              </w:rPr>
+              <w:t xml:space="preserve">A letter that represents a quantity that can change, or vary.</w:t>
+            </w:r>
+          </w:p>
+        </w:tc>
+        <w:tc>
+          <w:tcPr>
+            <w:tcW w:type="dxa" w:w="2200"/>
+            <w:tcMar>
+              <w:top w:type="dxa" w:w="80"/>
+              <w:left w:type="dxa" w:w="100"/>
+              <w:bottom w:type="dxa" w:w="80"/>
+              <w:right w:type="dxa" w:w="100"/>
+            </w:tcMar>
+            <w:vAlign w:val="top"/>
+          </w:tcPr>
+          <w:p>
+            <w:pPr>
+              <w:spacing w:after="40"/>
+            </w:pPr>
+            <w:r>
+              <w:rPr>
+                <w:i/>
+                <w:iCs/>
+                <w:color w:val="5F6F80"/>
+                <w:sz w:val="19"/>
+                <w:szCs w:val="19"/>
+              </w:rPr>
+              <w:t xml:space="preserve">Not variable: write a counter-example that breaks the definition.</w:t>
+            </w:r>
+          </w:p>
+          <w:p>
+            <w:pPr>
+              <w:pBdr>
+                <w:bottom w:val="single" w:color="AFBECC" w:sz="6"/>
+              </w:pBdr>
+              <w:spacing w:after="30" w:before="150"/>
+            </w:pPr>
+            <w:r>
+              <w:t xml:space="preserve"/>
+            </w:r>
+          </w:p>
+        </w:tc>
+        <w:tc>
+          <w:tcPr>
+            <w:tcW w:type="dxa" w:w="2200"/>
+            <w:tcMar>
+              <w:top w:type="dxa" w:w="80"/>
+              <w:left w:type="dxa" w:w="100"/>
+              <w:bottom w:type="dxa" w:w="80"/>
+              <w:right w:type="dxa" w:w="100"/>
+            </w:tcMar>
+            <w:vAlign w:val="top"/>
+          </w:tcPr>
+          <w:p>
+            <w:pPr>
+              <w:spacing w:after="40"/>
               <w:jc w:val="center"/>
             </w:pPr>
             <w:r>
               <w:drawing>
                 <wp:inline distT="0" distB="0" distL="0" distR="0">
-                  <wp:extent cx="1047750" cy="790575"/>
+                  <wp:extent cx="876300" cy="657225"/>
                   <wp:effectExtent t="0" r="0" b="0" l="0"/>
                   <wp:docPr id="1" name="" descr="" title=""/>
                   <wp:cNvGraphicFramePr>
@@ -485,7 +733,7 @@
                         <pic:spPr bwMode="auto">
                           <a:xfrm>
                             <a:off x="0" y="0"/>
-                            <a:ext cx="1047750" cy="790575"/>
+                            <a:ext cx="876300" cy="657225"/>
                           </a:xfrm>
                           <a:prstGeom prst="rect">
                             <a:avLst/>
@@ -498,69 +746,10 @@
               </w:drawing>
             </w:r>
           </w:p>
-        </w:tc>
-        <w:tc>
-          <w:tcPr>
-            <w:tcW w:type="dxa" w:w="7560"/>
-            <w:tcMar>
-              <w:top w:type="dxa" w:w="100"/>
-              <w:left w:type="dxa" w:w="40"/>
-              <w:bottom w:type="dxa" w:w="100"/>
-              <w:right w:type="dxa" w:w="40"/>
-            </w:tcMar>
-            <w:vAlign w:val="center"/>
-          </w:tcPr>
-          <w:p>
-            <w:pPr>
-              <w:spacing w:after="50"/>
-            </w:pPr>
-            <w:r>
-              <w:rPr>
-                <w:b/>
-                <w:bCs/>
-                <w:color w:val="12355B"/>
-                <w:sz w:val="24"/>
-                <w:szCs w:val="24"/>
-              </w:rPr>
-              <w:t xml:space="preserve">variable</w:t>
-            </w:r>
-            <w:r>
-              <w:rPr>
-                <w:i/>
-                <w:iCs/>
-                <w:color w:val="5F6F80"/>
-                <w:sz w:val="19"/>
-                <w:szCs w:val="19"/>
-              </w:rPr>
-              <w:t xml:space="preserve">   variable</w:t>
-            </w:r>
-          </w:p>
-          <w:p>
-            <w:pPr>
-              <w:spacing w:after="40"/>
-            </w:pPr>
-            <w:r>
-              <w:rPr>
-                <w:sz w:val="21"/>
-                <w:szCs w:val="21"/>
-              </w:rPr>
-              <w:t xml:space="preserve">A letter that represents a quantity that can change, or vary.</w:t>
-            </w:r>
-          </w:p>
           <w:p>
             <w:pPr>
               <w:spacing w:after="0"/>
             </w:pPr>
-            <w:r>
-              <w:rPr>
-                <w:b/>
-                <w:bCs/>
-                <w:color w:val="1FA6A2"/>
-                <w:sz w:val="18"/>
-                <w:szCs w:val="18"/>
-              </w:rPr>
-              <w:t xml:space="preserve">Example:  </w:t>
-            </w:r>
             <w:r>
               <w:rPr>
                 <w:i/>
@@ -574,23 +763,6 @@
           </w:p>
         </w:tc>
       </w:tr>
-    </w:tbl>
-    <w:tbl>
-      <w:tblPr>
-        <w:tblW w:type="pct" w:w="100%"/>
-        <w:tblBorders>
-          <w:top w:val="none" w:color="FFFFFF" w:sz="0"/>
-          <w:left w:val="none" w:color="FFFFFF" w:sz="0"/>
-          <w:bottom w:val="single" w:color="C7D2DD" w:sz="4"/>
-          <w:right w:val="none" w:color="FFFFFF" w:sz="0"/>
-          <w:insideH w:val="none" w:color="FFFFFF" w:sz="0"/>
-          <w:insideV w:val="none" w:color="FFFFFF" w:sz="0"/>
-        </w:tblBorders>
-      </w:tblPr>
-      <w:tblGrid>
-        <w:gridCol w:w="1800"/>
-        <w:gridCol w:w="7560"/>
-      </w:tblGrid>
       <w:tr>
         <w:trPr>
           <w:cantSplit/>
@@ -599,22 +771,126 @@
           <w:tcPr>
             <w:tcW w:type="dxa" w:w="1800"/>
             <w:tcMar>
-              <w:top w:type="dxa" w:w="100"/>
-              <w:left w:type="dxa" w:w="40"/>
-              <w:bottom w:type="dxa" w:w="100"/>
-              <w:right w:type="dxa" w:w="120"/>
-            </w:tcMar>
-            <w:vAlign w:val="center"/>
-          </w:tcPr>
+              <w:top w:type="dxa" w:w="80"/>
+              <w:left w:type="dxa" w:w="100"/>
+              <w:bottom w:type="dxa" w:w="80"/>
+              <w:right w:type="dxa" w:w="100"/>
+            </w:tcMar>
+            <w:vAlign w:val="top"/>
+          </w:tcPr>
+          <w:p>
+            <w:pPr>
+              <w:spacing w:after="30"/>
+            </w:pPr>
+            <w:r>
+              <w:rPr>
+                <w:b/>
+                <w:bCs/>
+                <w:color w:val="12355B"/>
+                <w:sz w:val="21"/>
+                <w:szCs w:val="21"/>
+              </w:rPr>
+              <w:t xml:space="preserve">rate</w:t>
+            </w:r>
+          </w:p>
           <w:p>
             <w:pPr>
               <w:spacing w:after="0"/>
+            </w:pPr>
+            <w:r>
+              <w:rPr>
+                <w:i/>
+                <w:iCs/>
+                <w:color w:val="5F6F80"/>
+                <w:sz w:val="18"/>
+                <w:szCs w:val="18"/>
+              </w:rPr>
+              <w:t xml:space="preserve">tasa</w:t>
+            </w:r>
+          </w:p>
+        </w:tc>
+        <w:tc>
+          <w:tcPr>
+            <w:tcW w:type="dxa" w:w="3160"/>
+            <w:tcMar>
+              <w:top w:type="dxa" w:w="80"/>
+              <w:left w:type="dxa" w:w="100"/>
+              <w:bottom w:type="dxa" w:w="80"/>
+              <w:right w:type="dxa" w:w="100"/>
+            </w:tcMar>
+            <w:vAlign w:val="top"/>
+          </w:tcPr>
+          <w:p>
+            <w:pPr>
+              <w:spacing w:after="0"/>
+            </w:pPr>
+            <w:r>
+              <w:rPr>
+                <w:sz w:val="20"/>
+                <w:szCs w:val="20"/>
+              </w:rPr>
+              <w:t xml:space="preserve">A fixed amount of one quantity for every one unit of the other quantity.</w:t>
+            </w:r>
+          </w:p>
+        </w:tc>
+        <w:tc>
+          <w:tcPr>
+            <w:tcW w:type="dxa" w:w="2200"/>
+            <w:tcMar>
+              <w:top w:type="dxa" w:w="80"/>
+              <w:left w:type="dxa" w:w="100"/>
+              <w:bottom w:type="dxa" w:w="80"/>
+              <w:right w:type="dxa" w:w="100"/>
+            </w:tcMar>
+            <w:vAlign w:val="top"/>
+          </w:tcPr>
+          <w:p>
+            <w:pPr>
+              <w:spacing w:after="40"/>
+            </w:pPr>
+            <w:r>
+              <w:rPr>
+                <w:i/>
+                <w:iCs/>
+                <w:color w:val="5F6F80"/>
+                <w:sz w:val="19"/>
+                <w:szCs w:val="19"/>
+              </w:rPr>
+              <w:t xml:space="preserve">Not rate: write a counter-example that breaks the definition.</w:t>
+            </w:r>
+          </w:p>
+          <w:p>
+            <w:pPr>
+              <w:pBdr>
+                <w:bottom w:val="single" w:color="AFBECC" w:sz="6"/>
+              </w:pBdr>
+              <w:spacing w:after="30" w:before="150"/>
+            </w:pPr>
+            <w:r>
+              <w:t xml:space="preserve"/>
+            </w:r>
+          </w:p>
+        </w:tc>
+        <w:tc>
+          <w:tcPr>
+            <w:tcW w:type="dxa" w:w="2200"/>
+            <w:tcMar>
+              <w:top w:type="dxa" w:w="80"/>
+              <w:left w:type="dxa" w:w="100"/>
+              <w:bottom w:type="dxa" w:w="80"/>
+              <w:right w:type="dxa" w:w="100"/>
+            </w:tcMar>
+            <w:vAlign w:val="top"/>
+          </w:tcPr>
+          <w:p>
+            <w:pPr>
+              <w:spacing w:after="40"/>
               <w:jc w:val="center"/>
             </w:pPr>
             <w:r>
               <w:drawing>
                 <wp:inline distT="0" distB="0" distL="0" distR="0">
-                  <wp:extent cx="1047750" cy="790575"/>
+                  <wp:extent cx="876300" cy="657225"/>
                   <wp:effectExtent t="0" r="0" b="0" l="0"/>
                   <wp:docPr id="1" name="" descr="" title=""/>
                   <wp:cNvGraphicFramePr>
@@ -639,7 +915,7 @@
                         <pic:spPr bwMode="auto">
                           <a:xfrm>
                             <a:off x="0" y="0"/>
-                            <a:ext cx="1047750" cy="790575"/>
+                            <a:ext cx="876300" cy="657225"/>
                           </a:xfrm>
                           <a:prstGeom prst="rect">
                             <a:avLst/>
@@ -652,69 +928,10 @@
               </w:drawing>
             </w:r>
           </w:p>
-        </w:tc>
-        <w:tc>
-          <w:tcPr>
-            <w:tcW w:type="dxa" w:w="7560"/>
-            <w:tcMar>
-              <w:top w:type="dxa" w:w="100"/>
-              <w:left w:type="dxa" w:w="40"/>
-              <w:bottom w:type="dxa" w:w="100"/>
-              <w:right w:type="dxa" w:w="40"/>
-            </w:tcMar>
-            <w:vAlign w:val="center"/>
-          </w:tcPr>
-          <w:p>
-            <w:pPr>
-              <w:spacing w:after="50"/>
-            </w:pPr>
-            <w:r>
-              <w:rPr>
-                <w:b/>
-                <w:bCs/>
-                <w:color w:val="12355B"/>
-                <w:sz w:val="24"/>
-                <w:szCs w:val="24"/>
-              </w:rPr>
-              <w:t xml:space="preserve">rate</w:t>
-            </w:r>
-            <w:r>
-              <w:rPr>
-                <w:i/>
-                <w:iCs/>
-                <w:color w:val="5F6F80"/>
-                <w:sz w:val="19"/>
-                <w:szCs w:val="19"/>
-              </w:rPr>
-              <w:t xml:space="preserve">   tasa</w:t>
-            </w:r>
-          </w:p>
-          <w:p>
-            <w:pPr>
-              <w:spacing w:after="40"/>
-            </w:pPr>
-            <w:r>
-              <w:rPr>
-                <w:sz w:val="21"/>
-                <w:szCs w:val="21"/>
-              </w:rPr>
-              <w:t xml:space="preserve">A fixed amount of one quantity for every one unit of the other quantity.</w:t>
-            </w:r>
-          </w:p>
           <w:p>
             <w:pPr>
               <w:spacing w:after="0"/>
             </w:pPr>
-            <w:r>
-              <w:rPr>
-                <w:b/>
-                <w:bCs/>
-                <w:color w:val="1FA6A2"/>
-                <w:sz w:val="18"/>
-                <w:szCs w:val="18"/>
-              </w:rPr>
-              <w:t xml:space="preserve">Example:  </w:t>
-            </w:r>
             <w:r>
               <w:rPr>
                 <w:i/>
@@ -728,23 +945,6 @@
           </w:p>
         </w:tc>
       </w:tr>
-    </w:tbl>
-    <w:tbl>
-      <w:tblPr>
-        <w:tblW w:type="pct" w:w="100%"/>
-        <w:tblBorders>
-          <w:top w:val="none" w:color="FFFFFF" w:sz="0"/>
-          <w:left w:val="none" w:color="FFFFFF" w:sz="0"/>
-          <w:bottom w:val="single" w:color="C7D2DD" w:sz="4"/>
-          <w:right w:val="none" w:color="FFFFFF" w:sz="0"/>
-          <w:insideH w:val="none" w:color="FFFFFF" w:sz="0"/>
-          <w:insideV w:val="none" w:color="FFFFFF" w:sz="0"/>
-        </w:tblBorders>
-      </w:tblPr>
-      <w:tblGrid>
-        <w:gridCol w:w="1800"/>
-        <w:gridCol w:w="7560"/>
-      </w:tblGrid>
       <w:tr>
         <w:trPr>
           <w:cantSplit/>
@@ -753,22 +953,126 @@
           <w:tcPr>
             <w:tcW w:type="dxa" w:w="1800"/>
             <w:tcMar>
-              <w:top w:type="dxa" w:w="100"/>
-              <w:left w:type="dxa" w:w="40"/>
-              <w:bottom w:type="dxa" w:w="100"/>
-              <w:right w:type="dxa" w:w="120"/>
-            </w:tcMar>
-            <w:vAlign w:val="center"/>
-          </w:tcPr>
+              <w:top w:type="dxa" w:w="80"/>
+              <w:left w:type="dxa" w:w="100"/>
+              <w:bottom w:type="dxa" w:w="80"/>
+              <w:right w:type="dxa" w:w="100"/>
+            </w:tcMar>
+            <w:vAlign w:val="top"/>
+          </w:tcPr>
+          <w:p>
+            <w:pPr>
+              <w:spacing w:after="30"/>
+            </w:pPr>
+            <w:r>
+              <w:rPr>
+                <w:b/>
+                <w:bCs/>
+                <w:color w:val="12355B"/>
+                <w:sz w:val="21"/>
+                <w:szCs w:val="21"/>
+              </w:rPr>
+              <w:t xml:space="preserve">represent</w:t>
+            </w:r>
+          </w:p>
           <w:p>
             <w:pPr>
               <w:spacing w:after="0"/>
+            </w:pPr>
+            <w:r>
+              <w:rPr>
+                <w:i/>
+                <w:iCs/>
+                <w:color w:val="5F6F80"/>
+                <w:sz w:val="18"/>
+                <w:szCs w:val="18"/>
+              </w:rPr>
+              <w:t xml:space="preserve">representar</w:t>
+            </w:r>
+          </w:p>
+        </w:tc>
+        <w:tc>
+          <w:tcPr>
+            <w:tcW w:type="dxa" w:w="3160"/>
+            <w:tcMar>
+              <w:top w:type="dxa" w:w="80"/>
+              <w:left w:type="dxa" w:w="100"/>
+              <w:bottom w:type="dxa" w:w="80"/>
+              <w:right w:type="dxa" w:w="100"/>
+            </w:tcMar>
+            <w:vAlign w:val="top"/>
+          </w:tcPr>
+          <w:p>
+            <w:pPr>
+              <w:spacing w:after="0"/>
+            </w:pPr>
+            <w:r>
+              <w:rPr>
+                <w:sz w:val="20"/>
+                <w:szCs w:val="20"/>
+              </w:rPr>
+              <w:t xml:space="preserve">To show a relationship using a tool such as a table, a graph, or an equation.</w:t>
+            </w:r>
+          </w:p>
+        </w:tc>
+        <w:tc>
+          <w:tcPr>
+            <w:tcW w:type="dxa" w:w="2200"/>
+            <w:tcMar>
+              <w:top w:type="dxa" w:w="80"/>
+              <w:left w:type="dxa" w:w="100"/>
+              <w:bottom w:type="dxa" w:w="80"/>
+              <w:right w:type="dxa" w:w="100"/>
+            </w:tcMar>
+            <w:vAlign w:val="top"/>
+          </w:tcPr>
+          <w:p>
+            <w:pPr>
+              <w:spacing w:after="40"/>
+            </w:pPr>
+            <w:r>
+              <w:rPr>
+                <w:i/>
+                <w:iCs/>
+                <w:color w:val="5F6F80"/>
+                <w:sz w:val="19"/>
+                <w:szCs w:val="19"/>
+              </w:rPr>
+              <w:t xml:space="preserve">Not represent: write a counter-example that breaks the definition.</w:t>
+            </w:r>
+          </w:p>
+          <w:p>
+            <w:pPr>
+              <w:pBdr>
+                <w:bottom w:val="single" w:color="AFBECC" w:sz="6"/>
+              </w:pBdr>
+              <w:spacing w:after="30" w:before="150"/>
+            </w:pPr>
+            <w:r>
+              <w:t xml:space="preserve"/>
+            </w:r>
+          </w:p>
+        </w:tc>
+        <w:tc>
+          <w:tcPr>
+            <w:tcW w:type="dxa" w:w="2200"/>
+            <w:tcMar>
+              <w:top w:type="dxa" w:w="80"/>
+              <w:left w:type="dxa" w:w="100"/>
+              <w:bottom w:type="dxa" w:w="80"/>
+              <w:right w:type="dxa" w:w="100"/>
+            </w:tcMar>
+            <w:vAlign w:val="top"/>
+          </w:tcPr>
+          <w:p>
+            <w:pPr>
+              <w:spacing w:after="40"/>
               <w:jc w:val="center"/>
             </w:pPr>
             <w:r>
               <w:drawing>
                 <wp:inline distT="0" distB="0" distL="0" distR="0">
-                  <wp:extent cx="1047750" cy="790575"/>
+                  <wp:extent cx="876300" cy="657225"/>
                   <wp:effectExtent t="0" r="0" b="0" l="0"/>
                   <wp:docPr id="1" name="" descr="" title=""/>
                   <wp:cNvGraphicFramePr>
@@ -793,7 +1097,7 @@
                         <pic:spPr bwMode="auto">
                           <a:xfrm>
                             <a:off x="0" y="0"/>
-                            <a:ext cx="1047750" cy="790575"/>
+                            <a:ext cx="876300" cy="657225"/>
                           </a:xfrm>
                           <a:prstGeom prst="rect">
                             <a:avLst/>
@@ -806,69 +1110,10 @@
               </w:drawing>
             </w:r>
           </w:p>
-        </w:tc>
-        <w:tc>
-          <w:tcPr>
-            <w:tcW w:type="dxa" w:w="7560"/>
-            <w:tcMar>
-              <w:top w:type="dxa" w:w="100"/>
-              <w:left w:type="dxa" w:w="40"/>
-              <w:bottom w:type="dxa" w:w="100"/>
-              <w:right w:type="dxa" w:w="40"/>
-            </w:tcMar>
-            <w:vAlign w:val="center"/>
-          </w:tcPr>
-          <w:p>
-            <w:pPr>
-              <w:spacing w:after="50"/>
-            </w:pPr>
-            <w:r>
-              <w:rPr>
-                <w:b/>
-                <w:bCs/>
-                <w:color w:val="12355B"/>
-                <w:sz w:val="24"/>
-                <w:szCs w:val="24"/>
-              </w:rPr>
-              <w:t xml:space="preserve">represent</w:t>
-            </w:r>
-            <w:r>
-              <w:rPr>
-                <w:i/>
-                <w:iCs/>
-                <w:color w:val="5F6F80"/>
-                <w:sz w:val="19"/>
-                <w:szCs w:val="19"/>
-              </w:rPr>
-              <w:t xml:space="preserve">   representar</w:t>
-            </w:r>
-          </w:p>
-          <w:p>
-            <w:pPr>
-              <w:spacing w:after="40"/>
-            </w:pPr>
-            <w:r>
-              <w:rPr>
-                <w:sz w:val="21"/>
-                <w:szCs w:val="21"/>
-              </w:rPr>
-              <w:t xml:space="preserve">To show a relationship using a tool such as a table, a graph, or an equation.</w:t>
-            </w:r>
-          </w:p>
           <w:p>
             <w:pPr>
               <w:spacing w:after="0"/>
             </w:pPr>
-            <w:r>
-              <w:rPr>
-                <w:b/>
-                <w:bCs/>
-                <w:color w:val="1FA6A2"/>
-                <w:sz w:val="18"/>
-                <w:szCs w:val="18"/>
-              </w:rPr>
-              <w:t xml:space="preserve">Example:  </w:t>
-            </w:r>
             <w:r>
               <w:rPr>
                 <w:i/>
@@ -882,23 +1127,6 @@
           </w:p>
         </w:tc>
       </w:tr>
-    </w:tbl>
-    <w:tbl>
-      <w:tblPr>
-        <w:tblW w:type="pct" w:w="100%"/>
-        <w:tblBorders>
-          <w:top w:val="none" w:color="FFFFFF" w:sz="0"/>
-          <w:left w:val="none" w:color="FFFFFF" w:sz="0"/>
-          <w:bottom w:val="single" w:color="C7D2DD" w:sz="4"/>
-          <w:right w:val="none" w:color="FFFFFF" w:sz="0"/>
-          <w:insideH w:val="none" w:color="FFFFFF" w:sz="0"/>
-          <w:insideV w:val="none" w:color="FFFFFF" w:sz="0"/>
-        </w:tblBorders>
-      </w:tblPr>
-      <w:tblGrid>
-        <w:gridCol w:w="1800"/>
-        <w:gridCol w:w="7560"/>
-      </w:tblGrid>
       <w:tr>
         <w:trPr>
           <w:cantSplit/>
@@ -907,22 +1135,126 @@
           <w:tcPr>
             <w:tcW w:type="dxa" w:w="1800"/>
             <w:tcMar>
-              <w:top w:type="dxa" w:w="100"/>
-              <w:left w:type="dxa" w:w="40"/>
-              <w:bottom w:type="dxa" w:w="100"/>
-              <w:right w:type="dxa" w:w="120"/>
-            </w:tcMar>
-            <w:vAlign w:val="center"/>
-          </w:tcPr>
+              <w:top w:type="dxa" w:w="80"/>
+              <w:left w:type="dxa" w:w="100"/>
+              <w:bottom w:type="dxa" w:w="80"/>
+              <w:right w:type="dxa" w:w="100"/>
+            </w:tcMar>
+            <w:vAlign w:val="top"/>
+          </w:tcPr>
+          <w:p>
+            <w:pPr>
+              <w:spacing w:after="30"/>
+            </w:pPr>
+            <w:r>
+              <w:rPr>
+                <w:b/>
+                <w:bCs/>
+                <w:color w:val="12355B"/>
+                <w:sz w:val="21"/>
+                <w:szCs w:val="21"/>
+              </w:rPr>
+              <w:t xml:space="preserve">define the variables</w:t>
+            </w:r>
+          </w:p>
           <w:p>
             <w:pPr>
               <w:spacing w:after="0"/>
+            </w:pPr>
+            <w:r>
+              <w:rPr>
+                <w:i/>
+                <w:iCs/>
+                <w:color w:val="5F6F80"/>
+                <w:sz w:val="18"/>
+                <w:szCs w:val="18"/>
+              </w:rPr>
+              <w:t xml:space="preserve">definir las variables</w:t>
+            </w:r>
+          </w:p>
+        </w:tc>
+        <w:tc>
+          <w:tcPr>
+            <w:tcW w:type="dxa" w:w="3160"/>
+            <w:tcMar>
+              <w:top w:type="dxa" w:w="80"/>
+              <w:left w:type="dxa" w:w="100"/>
+              <w:bottom w:type="dxa" w:w="80"/>
+              <w:right w:type="dxa" w:w="100"/>
+            </w:tcMar>
+            <w:vAlign w:val="top"/>
+          </w:tcPr>
+          <w:p>
+            <w:pPr>
+              <w:spacing w:after="0"/>
+            </w:pPr>
+            <w:r>
+              <w:rPr>
+                <w:sz w:val="20"/>
+                <w:szCs w:val="20"/>
+              </w:rPr>
+              <w:t xml:space="preserve">To state exactly what quantity each letter in an equation stands for.</w:t>
+            </w:r>
+          </w:p>
+        </w:tc>
+        <w:tc>
+          <w:tcPr>
+            <w:tcW w:type="dxa" w:w="2200"/>
+            <w:tcMar>
+              <w:top w:type="dxa" w:w="80"/>
+              <w:left w:type="dxa" w:w="100"/>
+              <w:bottom w:type="dxa" w:w="80"/>
+              <w:right w:type="dxa" w:w="100"/>
+            </w:tcMar>
+            <w:vAlign w:val="top"/>
+          </w:tcPr>
+          <w:p>
+            <w:pPr>
+              <w:spacing w:after="40"/>
+            </w:pPr>
+            <w:r>
+              <w:rPr>
+                <w:i/>
+                <w:iCs/>
+                <w:color w:val="5F6F80"/>
+                <w:sz w:val="19"/>
+                <w:szCs w:val="19"/>
+              </w:rPr>
+              <w:t xml:space="preserve">Not define the variables: write a counter-example that breaks the definition.</w:t>
+            </w:r>
+          </w:p>
+          <w:p>
+            <w:pPr>
+              <w:pBdr>
+                <w:bottom w:val="single" w:color="AFBECC" w:sz="6"/>
+              </w:pBdr>
+              <w:spacing w:after="30" w:before="150"/>
+            </w:pPr>
+            <w:r>
+              <w:t xml:space="preserve"/>
+            </w:r>
+          </w:p>
+        </w:tc>
+        <w:tc>
+          <w:tcPr>
+            <w:tcW w:type="dxa" w:w="2200"/>
+            <w:tcMar>
+              <w:top w:type="dxa" w:w="80"/>
+              <w:left w:type="dxa" w:w="100"/>
+              <w:bottom w:type="dxa" w:w="80"/>
+              <w:right w:type="dxa" w:w="100"/>
+            </w:tcMar>
+            <w:vAlign w:val="top"/>
+          </w:tcPr>
+          <w:p>
+            <w:pPr>
+              <w:spacing w:after="40"/>
               <w:jc w:val="center"/>
             </w:pPr>
             <w:r>
               <w:drawing>
                 <wp:inline distT="0" distB="0" distL="0" distR="0">
-                  <wp:extent cx="1047750" cy="790575"/>
+                  <wp:extent cx="876300" cy="657225"/>
                   <wp:effectExtent t="0" r="0" b="0" l="0"/>
                   <wp:docPr id="1" name="" descr="" title=""/>
                   <wp:cNvGraphicFramePr>
@@ -947,7 +1279,7 @@
                         <pic:spPr bwMode="auto">
                           <a:xfrm>
                             <a:off x="0" y="0"/>
-                            <a:ext cx="1047750" cy="790575"/>
+                            <a:ext cx="876300" cy="657225"/>
                           </a:xfrm>
                           <a:prstGeom prst="rect">
                             <a:avLst/>
@@ -960,69 +1292,10 @@
               </w:drawing>
             </w:r>
           </w:p>
-        </w:tc>
-        <w:tc>
-          <w:tcPr>
-            <w:tcW w:type="dxa" w:w="7560"/>
-            <w:tcMar>
-              <w:top w:type="dxa" w:w="100"/>
-              <w:left w:type="dxa" w:w="40"/>
-              <w:bottom w:type="dxa" w:w="100"/>
-              <w:right w:type="dxa" w:w="40"/>
-            </w:tcMar>
-            <w:vAlign w:val="center"/>
-          </w:tcPr>
-          <w:p>
-            <w:pPr>
-              <w:spacing w:after="50"/>
-            </w:pPr>
-            <w:r>
-              <w:rPr>
-                <w:b/>
-                <w:bCs/>
-                <w:color w:val="12355B"/>
-                <w:sz w:val="24"/>
-                <w:szCs w:val="24"/>
-              </w:rPr>
-              <w:t xml:space="preserve">define the variables</w:t>
-            </w:r>
-            <w:r>
-              <w:rPr>
-                <w:i/>
-                <w:iCs/>
-                <w:color w:val="5F6F80"/>
-                <w:sz w:val="19"/>
-                <w:szCs w:val="19"/>
-              </w:rPr>
-              <w:t xml:space="preserve">   definir las variables</w:t>
-            </w:r>
-          </w:p>
-          <w:p>
-            <w:pPr>
-              <w:spacing w:after="40"/>
-            </w:pPr>
-            <w:r>
-              <w:rPr>
-                <w:sz w:val="21"/>
-                <w:szCs w:val="21"/>
-              </w:rPr>
-              <w:t xml:space="preserve">To state exactly what quantity each letter in an equation stands for.</w:t>
-            </w:r>
-          </w:p>
           <w:p>
             <w:pPr>
               <w:spacing w:after="0"/>
             </w:pPr>
-            <w:r>
-              <w:rPr>
-                <w:b/>
-                <w:bCs/>
-                <w:color w:val="1FA6A2"/>
-                <w:sz w:val="18"/>
-                <w:szCs w:val="18"/>
-              </w:rPr>
-              <w:t xml:space="preserve">Example:  </w:t>
-            </w:r>
             <w:r>
               <w:rPr>
                 <w:i/>
@@ -1036,23 +1309,6 @@
           </w:p>
         </w:tc>
       </w:tr>
-    </w:tbl>
-    <w:tbl>
-      <w:tblPr>
-        <w:tblW w:type="pct" w:w="100%"/>
-        <w:tblBorders>
-          <w:top w:val="none" w:color="FFFFFF" w:sz="0"/>
-          <w:left w:val="none" w:color="FFFFFF" w:sz="0"/>
-          <w:bottom w:val="single" w:color="C7D2DD" w:sz="4"/>
-          <w:right w:val="none" w:color="FFFFFF" w:sz="0"/>
-          <w:insideH w:val="none" w:color="FFFFFF" w:sz="0"/>
-          <w:insideV w:val="none" w:color="FFFFFF" w:sz="0"/>
-        </w:tblBorders>
-      </w:tblPr>
-      <w:tblGrid>
-        <w:gridCol w:w="1800"/>
-        <w:gridCol w:w="7560"/>
-      </w:tblGrid>
       <w:tr>
         <w:trPr>
           <w:cantSplit/>
@@ -1061,22 +1317,126 @@
           <w:tcPr>
             <w:tcW w:type="dxa" w:w="1800"/>
             <w:tcMar>
-              <w:top w:type="dxa" w:w="100"/>
-              <w:left w:type="dxa" w:w="40"/>
-              <w:bottom w:type="dxa" w:w="100"/>
-              <w:right w:type="dxa" w:w="120"/>
-            </w:tcMar>
-            <w:vAlign w:val="center"/>
-          </w:tcPr>
+              <w:top w:type="dxa" w:w="80"/>
+              <w:left w:type="dxa" w:w="100"/>
+              <w:bottom w:type="dxa" w:w="80"/>
+              <w:right w:type="dxa" w:w="100"/>
+            </w:tcMar>
+            <w:vAlign w:val="top"/>
+          </w:tcPr>
+          <w:p>
+            <w:pPr>
+              <w:spacing w:after="30"/>
+            </w:pPr>
+            <w:r>
+              <w:rPr>
+                <w:b/>
+                <w:bCs/>
+                <w:color w:val="12355B"/>
+                <w:sz w:val="21"/>
+                <w:szCs w:val="21"/>
+              </w:rPr>
+              <w:t xml:space="preserve">Constant</w:t>
+            </w:r>
+          </w:p>
           <w:p>
             <w:pPr>
               <w:spacing w:after="0"/>
+            </w:pPr>
+            <w:r>
+              <w:rPr>
+                <w:i/>
+                <w:iCs/>
+                <w:color w:val="5F6F80"/>
+                <w:sz w:val="18"/>
+                <w:szCs w:val="18"/>
+              </w:rPr>
+              <w:t xml:space="preserve">Constante</w:t>
+            </w:r>
+          </w:p>
+        </w:tc>
+        <w:tc>
+          <w:tcPr>
+            <w:tcW w:type="dxa" w:w="3160"/>
+            <w:tcMar>
+              <w:top w:type="dxa" w:w="80"/>
+              <w:left w:type="dxa" w:w="100"/>
+              <w:bottom w:type="dxa" w:w="80"/>
+              <w:right w:type="dxa" w:w="100"/>
+            </w:tcMar>
+            <w:vAlign w:val="top"/>
+          </w:tcPr>
+          <w:p>
+            <w:pPr>
+              <w:spacing w:after="0"/>
+            </w:pPr>
+            <w:r>
+              <w:rPr>
+                <w:sz w:val="20"/>
+                <w:szCs w:val="20"/>
+              </w:rPr>
+              <w:t xml:space="preserve">A number in an equation that never changes.</w:t>
+            </w:r>
+          </w:p>
+        </w:tc>
+        <w:tc>
+          <w:tcPr>
+            <w:tcW w:type="dxa" w:w="2200"/>
+            <w:tcMar>
+              <w:top w:type="dxa" w:w="80"/>
+              <w:left w:type="dxa" w:w="100"/>
+              <w:bottom w:type="dxa" w:w="80"/>
+              <w:right w:type="dxa" w:w="100"/>
+            </w:tcMar>
+            <w:vAlign w:val="top"/>
+          </w:tcPr>
+          <w:p>
+            <w:pPr>
+              <w:spacing w:after="40"/>
+            </w:pPr>
+            <w:r>
+              <w:rPr>
+                <w:i/>
+                <w:iCs/>
+                <w:color w:val="5F6F80"/>
+                <w:sz w:val="19"/>
+                <w:szCs w:val="19"/>
+              </w:rPr>
+              <w:t xml:space="preserve">Not Constant: write a counter-example that breaks the definition.</w:t>
+            </w:r>
+          </w:p>
+          <w:p>
+            <w:pPr>
+              <w:pBdr>
+                <w:bottom w:val="single" w:color="AFBECC" w:sz="6"/>
+              </w:pBdr>
+              <w:spacing w:after="30" w:before="150"/>
+            </w:pPr>
+            <w:r>
+              <w:t xml:space="preserve"/>
+            </w:r>
+          </w:p>
+        </w:tc>
+        <w:tc>
+          <w:tcPr>
+            <w:tcW w:type="dxa" w:w="2200"/>
+            <w:tcMar>
+              <w:top w:type="dxa" w:w="80"/>
+              <w:left w:type="dxa" w:w="100"/>
+              <w:bottom w:type="dxa" w:w="80"/>
+              <w:right w:type="dxa" w:w="100"/>
+            </w:tcMar>
+            <w:vAlign w:val="top"/>
+          </w:tcPr>
+          <w:p>
+            <w:pPr>
+              <w:spacing w:after="40"/>
               <w:jc w:val="center"/>
             </w:pPr>
             <w:r>
               <w:drawing>
                 <wp:inline distT="0" distB="0" distL="0" distR="0">
-                  <wp:extent cx="1047750" cy="790575"/>
+                  <wp:extent cx="876300" cy="657225"/>
                   <wp:effectExtent t="0" r="0" b="0" l="0"/>
                   <wp:docPr id="1" name="" descr="" title=""/>
                   <wp:cNvGraphicFramePr>
@@ -1101,7 +1461,7 @@
                         <pic:spPr bwMode="auto">
                           <a:xfrm>
                             <a:off x="0" y="0"/>
-                            <a:ext cx="1047750" cy="790575"/>
+                            <a:ext cx="876300" cy="657225"/>
                           </a:xfrm>
                           <a:prstGeom prst="rect">
                             <a:avLst/>
@@ -1114,69 +1474,10 @@
               </w:drawing>
             </w:r>
           </w:p>
-        </w:tc>
-        <w:tc>
-          <w:tcPr>
-            <w:tcW w:type="dxa" w:w="7560"/>
-            <w:tcMar>
-              <w:top w:type="dxa" w:w="100"/>
-              <w:left w:type="dxa" w:w="40"/>
-              <w:bottom w:type="dxa" w:w="100"/>
-              <w:right w:type="dxa" w:w="40"/>
-            </w:tcMar>
-            <w:vAlign w:val="center"/>
-          </w:tcPr>
-          <w:p>
-            <w:pPr>
-              <w:spacing w:after="50"/>
-            </w:pPr>
-            <w:r>
-              <w:rPr>
-                <w:b/>
-                <w:bCs/>
-                <w:color w:val="12355B"/>
-                <w:sz w:val="24"/>
-                <w:szCs w:val="24"/>
-              </w:rPr>
-              <w:t xml:space="preserve">Constant</w:t>
-            </w:r>
-            <w:r>
-              <w:rPr>
-                <w:i/>
-                <w:iCs/>
-                <w:color w:val="5F6F80"/>
-                <w:sz w:val="19"/>
-                <w:szCs w:val="19"/>
-              </w:rPr>
-              <w:t xml:space="preserve">   Constante</w:t>
-            </w:r>
-          </w:p>
-          <w:p>
-            <w:pPr>
-              <w:spacing w:after="40"/>
-            </w:pPr>
-            <w:r>
-              <w:rPr>
-                <w:sz w:val="21"/>
-                <w:szCs w:val="21"/>
-              </w:rPr>
-              <w:t xml:space="preserve">A number in an equation that never changes.</w:t>
-            </w:r>
-          </w:p>
           <w:p>
             <w:pPr>
               <w:spacing w:after="0"/>
             </w:pPr>
-            <w:r>
-              <w:rPr>
-                <w:b/>
-                <w:bCs/>
-                <w:color w:val="1FA6A2"/>
-                <w:sz w:val="18"/>
-                <w:szCs w:val="18"/>
-              </w:rPr>
-              <w:t xml:space="preserve">Example:  </w:t>
-            </w:r>
             <w:r>
               <w:rPr>
                 <w:i/>
@@ -2662,7 +2963,7 @@
           <w:sz w:val="19"/>
           <w:szCs w:val="19"/>
         </w:rPr>
-        <w:t xml:space="preserve">   You Do — show your work</w:t>
+        <w:t xml:space="preserve">   You Do — show your work and reasoning</w:t>
       </w:r>
     </w:p>
     <w:p>
@@ -2677,7 +2978,7 @@
           <w:sz w:val="19"/>
           <w:szCs w:val="19"/>
         </w:rPr>
-        <w:t xml:space="preserve">Solve each problem. Show your thinking in the work box.</w:t>
+        <w:t xml:space="preserve">Solve each problem in the middle column and explain your reasoning using the sentence starters on the right.</w:t>
       </w:r>
     </w:p>
     <w:p>
@@ -2706,120 +3007,258 @@
         <w:t xml:space="preserve">   stretch your thinking</w:t>
       </w:r>
     </w:p>
-    <w:p>
-      <w:pPr>
-        <w:keepNext/>
-        <w:spacing w:after="60" w:before="160"/>
-      </w:pPr>
-      <w:r>
-        <w:rPr>
-          <w:b/>
-          <w:bCs/>
-          <w:color w:val="12355B"/>
-          <w:sz w:val="22"/>
-          <w:szCs w:val="22"/>
-        </w:rPr>
-        <w:t xml:space="preserve">1.  </w:t>
-      </w:r>
-      <w:r>
-        <w:rPr>
-          <w:b/>
-          <w:bCs/>
-          <w:sz w:val="21"/>
-          <w:szCs w:val="21"/>
-        </w:rPr>
-        <w:t xml:space="preserve">Miguel wants the cost of a full year (12 months) at Recreation World. Using c = 24.95m, what is the total?</w:t>
-      </w:r>
-    </w:p>
-    <w:p>
-      <w:pPr>
-        <w:spacing w:after="40"/>
-        <w:ind w:left="420"/>
-      </w:pPr>
-      <w:r>
-        <w:rPr>
-          <w:sz w:val="20"/>
-          <w:szCs w:val="20"/>
-        </w:rPr>
-        <w:t xml:space="preserve">A)  $36.95</w:t>
-      </w:r>
-    </w:p>
-    <w:p>
-      <w:pPr>
-        <w:spacing w:after="40"/>
-        <w:ind w:left="420"/>
-      </w:pPr>
-      <w:r>
-        <w:rPr>
-          <w:sz w:val="20"/>
-          <w:szCs w:val="20"/>
-        </w:rPr>
-        <w:t xml:space="preserve">B)  $249.50</w:t>
-      </w:r>
-    </w:p>
-    <w:p>
-      <w:pPr>
-        <w:spacing w:after="40"/>
-        <w:ind w:left="420"/>
-      </w:pPr>
-      <w:r>
-        <w:rPr>
-          <w:sz w:val="20"/>
-          <w:szCs w:val="20"/>
-        </w:rPr>
-        <w:t xml:space="preserve">C)  $299.40</w:t>
-      </w:r>
-    </w:p>
-    <w:p>
-      <w:pPr>
-        <w:spacing w:after="40"/>
-        <w:ind w:left="420"/>
-      </w:pPr>
-      <w:r>
-        <w:rPr>
-          <w:sz w:val="20"/>
-          <w:szCs w:val="20"/>
-        </w:rPr>
-        <w:t xml:space="preserve">D)  $300.00</w:t>
-      </w:r>
-    </w:p>
-    <w:p>
-      <w:pPr>
-        <w:spacing w:after="20"/>
-      </w:pPr>
-      <w:r>
-        <w:t xml:space="preserve"/>
-      </w:r>
-    </w:p>
     <w:tbl>
       <w:tblPr>
-        <w:tblW w:type="pct" w:w="100%"/>
+        <w:tblW w:type="dxa" w:w="9360"/>
         <w:tblBorders>
           <w:top w:val="single" w:color="C7D2DD" w:sz="6"/>
           <w:left w:val="single" w:color="C7D2DD" w:sz="6"/>
           <w:bottom w:val="single" w:color="C7D2DD" w:sz="6"/>
           <w:right w:val="single" w:color="C7D2DD" w:sz="6"/>
-          <w:insideH w:val="single" w:color="auto" w:sz="4"/>
-          <w:insideV w:val="single" w:color="auto" w:sz="4"/>
+          <w:insideH w:val="single" w:color="C7D2DD" w:sz="6"/>
+          <w:insideV w:val="single" w:color="C7D2DD" w:sz="6"/>
         </w:tblBorders>
       </w:tblPr>
       <w:tblGrid>
-        <w:gridCol w:w="100"/>
+        <w:gridCol w:w="2800"/>
+        <w:gridCol w:w="3560"/>
+        <w:gridCol w:w="3000"/>
       </w:tblGrid>
       <w:tr>
-        <w:tc>
-          <w:tcPr>
+        <w:trPr>
+          <w:cantSplit/>
+          <w:tblHeader/>
+        </w:trPr>
+        <w:tc>
+          <w:tcPr>
+            <w:tcW w:type="dxa" w:w="2800"/>
+            <w:shd w:fill="EEF4F8" w:color="auto" w:val="clear"/>
+            <w:tcMar>
+              <w:top w:type="dxa" w:w="60"/>
+              <w:left w:type="dxa" w:w="100"/>
+              <w:bottom w:type="dxa" w:w="60"/>
+              <w:right w:type="dxa" w:w="100"/>
+            </w:tcMar>
+          </w:tcPr>
+          <w:p>
+            <w:pPr>
+              <w:spacing w:after="0"/>
+            </w:pPr>
+            <w:r>
+              <w:rPr>
+                <w:b/>
+                <w:bCs/>
+                <w:color w:val="12355B"/>
+                <w:sz w:val="16"/>
+                <w:szCs w:val="16"/>
+              </w:rPr>
+              <w:t xml:space="preserve">CORE PROBLEM / GIVEN REPRESENTATION</w:t>
+            </w:r>
+          </w:p>
+        </w:tc>
+        <w:tc>
+          <w:tcPr>
+            <w:tcW w:type="dxa" w:w="3560"/>
+            <w:shd w:fill="EEF4F8" w:color="auto" w:val="clear"/>
+            <w:tcMar>
+              <w:top w:type="dxa" w:w="60"/>
+              <w:left w:type="dxa" w:w="100"/>
+              <w:bottom w:type="dxa" w:w="60"/>
+              <w:right w:type="dxa" w:w="100"/>
+            </w:tcMar>
+          </w:tcPr>
+          <w:p>
+            <w:pPr>
+              <w:spacing w:after="0"/>
+            </w:pPr>
+            <w:r>
+              <w:rPr>
+                <w:b/>
+                <w:bCs/>
+                <w:color w:val="12355B"/>
+                <w:sz w:val="16"/>
+                <w:szCs w:val="16"/>
+              </w:rPr>
+              <w:t xml:space="preserve">WORKING SPACE / CALCULATION STEPS</w:t>
+            </w:r>
+          </w:p>
+        </w:tc>
+        <w:tc>
+          <w:tcPr>
+            <w:tcW w:type="dxa" w:w="3000"/>
             <w:shd w:fill="FBF3E2" w:color="auto" w:val="clear"/>
             <w:tcMar>
               <w:top w:type="dxa" w:w="60"/>
-              <w:left w:type="dxa" w:w="120"/>
+              <w:left w:type="dxa" w:w="100"/>
               <w:bottom w:type="dxa" w:w="60"/>
-              <w:right w:type="dxa" w:w="120"/>
-            </w:tcMar>
-          </w:tcPr>
-          <w:p>
-            <w:pPr>
-              <w:spacing w:after="0" w:line="320"/>
+              <w:right w:type="dxa" w:w="100"/>
+            </w:tcMar>
+          </w:tcPr>
+          <w:p>
+            <w:pPr>
+              <w:spacing w:after="0"/>
+            </w:pPr>
+            <w:r>
+              <w:rPr>
+                <w:b/>
+                <w:bCs/>
+                <w:color w:val="B97A12"/>
+                <w:sz w:val="16"/>
+                <w:szCs w:val="16"/>
+              </w:rPr>
+              <w:t xml:space="preserve">EXPLAIN YOUR REASONING</w:t>
+            </w:r>
+          </w:p>
+        </w:tc>
+      </w:tr>
+      <w:tr>
+        <w:trPr>
+          <w:cantSplit/>
+        </w:trPr>
+        <w:tc>
+          <w:tcPr>
+            <w:tcW w:type="dxa" w:w="2800"/>
+            <w:tcMar>
+              <w:top w:type="dxa" w:w="80"/>
+              <w:left w:type="dxa" w:w="100"/>
+              <w:bottom w:type="dxa" w:w="80"/>
+              <w:right w:type="dxa" w:w="100"/>
+            </w:tcMar>
+            <w:vAlign w:val="top"/>
+          </w:tcPr>
+          <w:p>
+            <w:pPr>
+              <w:spacing w:after="60"/>
+            </w:pPr>
+            <w:r>
+              <w:rPr>
+                <w:b/>
+                <w:bCs/>
+                <w:color w:val="12355B"/>
+                <w:sz w:val="21"/>
+                <w:szCs w:val="21"/>
+              </w:rPr>
+              <w:t xml:space="preserve">1.  </w:t>
+            </w:r>
+            <w:r>
+              <w:rPr>
+                <w:b/>
+                <w:bCs/>
+                <w:sz w:val="20"/>
+                <w:szCs w:val="20"/>
+              </w:rPr>
+              <w:t xml:space="preserve">Miguel wants the cost of a full year (12 months) at Recreation World. Using c = 24.95m, what is the total?</w:t>
+            </w:r>
+          </w:p>
+          <w:p>
+            <w:pPr>
+              <w:spacing w:after="30"/>
+              <w:ind w:left="180"/>
+            </w:pPr>
+            <w:r>
+              <w:rPr>
+                <w:sz w:val="19"/>
+                <w:szCs w:val="19"/>
+              </w:rPr>
+              <w:t xml:space="preserve">A)  $36.95</w:t>
+            </w:r>
+          </w:p>
+          <w:p>
+            <w:pPr>
+              <w:spacing w:after="30"/>
+              <w:ind w:left="180"/>
+            </w:pPr>
+            <w:r>
+              <w:rPr>
+                <w:sz w:val="19"/>
+                <w:szCs w:val="19"/>
+              </w:rPr>
+              <w:t xml:space="preserve">B)  $249.50</w:t>
+            </w:r>
+          </w:p>
+          <w:p>
+            <w:pPr>
+              <w:spacing w:after="30"/>
+              <w:ind w:left="180"/>
+            </w:pPr>
+            <w:r>
+              <w:rPr>
+                <w:sz w:val="19"/>
+                <w:szCs w:val="19"/>
+              </w:rPr>
+              <w:t xml:space="preserve">C)  $299.40</w:t>
+            </w:r>
+          </w:p>
+          <w:p>
+            <w:pPr>
+              <w:spacing w:after="30"/>
+              <w:ind w:left="180"/>
+            </w:pPr>
+            <w:r>
+              <w:rPr>
+                <w:sz w:val="19"/>
+                <w:szCs w:val="19"/>
+              </w:rPr>
+              <w:t xml:space="preserve">D)  $300.00</w:t>
+            </w:r>
+          </w:p>
+        </w:tc>
+        <w:tc>
+          <w:tcPr>
+            <w:tcW w:type="dxa" w:w="3560"/>
+            <w:tcMar>
+              <w:top w:type="dxa" w:w="80"/>
+              <w:left w:type="dxa" w:w="100"/>
+              <w:bottom w:type="dxa" w:w="80"/>
+              <w:right w:type="dxa" w:w="100"/>
+            </w:tcMar>
+            <w:vAlign w:val="top"/>
+          </w:tcPr>
+          <w:p>
+            <w:pPr>
+              <w:spacing w:after="40"/>
+            </w:pPr>
+            <w:r>
+              <w:rPr>
+                <w:b/>
+                <w:bCs/>
+                <w:color w:val="1FA6A2"/>
+                <w:sz w:val="19"/>
+                <w:szCs w:val="19"/>
+              </w:rPr>
+              <w:t xml:space="preserve">Solution:  </w:t>
+            </w:r>
+            <w:r>
+              <w:rPr>
+                <w:b/>
+                <w:bCs/>
+                <w:sz w:val="19"/>
+                <w:szCs w:val="19"/>
+              </w:rPr>
+              <w:t xml:space="preserve">C)  $299.40</w:t>
+            </w:r>
+          </w:p>
+          <w:p>
+            <w:pPr>
+              <w:spacing w:after="40"/>
+            </w:pPr>
+            <w:r>
+              <w:rPr>
+                <w:i/>
+                <w:iCs/>
+                <w:color w:val="5F6F80"/>
+                <w:sz w:val="18"/>
+                <w:szCs w:val="18"/>
+              </w:rPr>
+              <w:t xml:space="preserve">Substitute m = 12: c = 24.95 × 12 = 299.40.</w:t>
+            </w:r>
+          </w:p>
+          <w:p>
+            <w:pPr>
+              <w:pBdr>
+                <w:bottom w:val="single" w:color="AFBECC" w:sz="6"/>
+              </w:pBdr>
+              <w:spacing w:after="30" w:before="150"/>
             </w:pPr>
             <w:r>
               <w:t xml:space="preserve"/>
@@ -2827,7 +3266,125 @@
           </w:p>
           <w:p>
             <w:pPr>
-              <w:spacing w:after="0" w:line="320"/>
+              <w:pBdr>
+                <w:bottom w:val="single" w:color="AFBECC" w:sz="6"/>
+              </w:pBdr>
+              <w:spacing w:after="30" w:before="150"/>
+            </w:pPr>
+            <w:r>
+              <w:t xml:space="preserve"/>
+            </w:r>
+          </w:p>
+        </w:tc>
+        <w:tc>
+          <w:tcPr>
+            <w:tcW w:type="dxa" w:w="3000"/>
+            <w:shd w:fill="FBF3E2" w:color="auto" w:val="clear"/>
+            <w:tcMar>
+              <w:top w:type="dxa" w:w="80"/>
+              <w:left w:type="dxa" w:w="100"/>
+              <w:bottom w:type="dxa" w:w="80"/>
+              <w:right w:type="dxa" w:w="100"/>
+            </w:tcMar>
+            <w:vAlign w:val="top"/>
+          </w:tcPr>
+          <w:p>
+            <w:pPr>
+              <w:spacing w:after="40"/>
+            </w:pPr>
+            <w:r>
+              <w:rPr>
+                <w:b/>
+                <w:bCs/>
+                <w:color w:val="12355B"/>
+                <w:sz w:val="19"/>
+                <w:szCs w:val="19"/>
+              </w:rPr>
+              <w:t xml:space="preserve">Because... </w:t>
+            </w:r>
+            <w:r>
+              <w:rPr>
+                <w:color w:val="AFBECC"/>
+                <w:sz w:val="19"/>
+                <w:szCs w:val="19"/>
+              </w:rPr>
+              <w:t xml:space="preserve">________________</w:t>
+            </w:r>
+          </w:p>
+          <w:p>
+            <w:pPr>
+              <w:pBdr>
+                <w:bottom w:val="single" w:color="AFBECC" w:sz="6"/>
+              </w:pBdr>
+              <w:spacing w:after="30" w:before="150"/>
+            </w:pPr>
+            <w:r>
+              <w:t xml:space="preserve"/>
+            </w:r>
+          </w:p>
+          <w:p>
+            <w:pPr>
+              <w:spacing w:after="40" w:before="80"/>
+            </w:pPr>
+            <w:r>
+              <w:rPr>
+                <w:b/>
+                <w:bCs/>
+                <w:color w:val="6B4FA0"/>
+                <w:sz w:val="19"/>
+                <w:szCs w:val="19"/>
+              </w:rPr>
+              <w:t xml:space="preserve">Although... </w:t>
+            </w:r>
+            <w:r>
+              <w:rPr>
+                <w:color w:val="AFBECC"/>
+                <w:sz w:val="19"/>
+                <w:szCs w:val="19"/>
+              </w:rPr>
+              <w:t xml:space="preserve">_______________</w:t>
+            </w:r>
+          </w:p>
+          <w:p>
+            <w:pPr>
+              <w:pBdr>
+                <w:bottom w:val="single" w:color="AFBECC" w:sz="6"/>
+              </w:pBdr>
+              <w:spacing w:after="30" w:before="150"/>
+            </w:pPr>
+            <w:r>
+              <w:t xml:space="preserve"/>
+            </w:r>
+          </w:p>
+          <w:p>
+            <w:pPr>
+              <w:spacing w:after="40" w:before="80"/>
+            </w:pPr>
+            <w:r>
+              <w:rPr>
+                <w:b/>
+                <w:bCs/>
+                <w:color w:val="1FA6A2"/>
+                <w:sz w:val="19"/>
+                <w:szCs w:val="19"/>
+              </w:rPr>
+              <w:t xml:space="preserve">Therefore... </w:t>
+            </w:r>
+            <w:r>
+              <w:rPr>
+                <w:color w:val="AFBECC"/>
+                <w:sz w:val="19"/>
+                <w:szCs w:val="19"/>
+              </w:rPr>
+              <w:t xml:space="preserve">______________</w:t>
+            </w:r>
+          </w:p>
+          <w:p>
+            <w:pPr>
+              <w:pBdr>
+                <w:bottom w:val="single" w:color="AFBECC" w:sz="6"/>
+              </w:pBdr>
+              <w:spacing w:after="30" w:before="150"/>
             </w:pPr>
             <w:r>
               <w:t xml:space="preserve"/>
@@ -2838,84 +3395,7 @@
     </w:tbl>
     <w:p>
       <w:pPr>
-        <w:keepNext/>
-        <w:spacing w:after="60" w:before="160"/>
-      </w:pPr>
-      <w:r>
-        <w:rPr>
-          <w:b/>
-          <w:bCs/>
-          <w:color w:val="12355B"/>
-          <w:sz w:val="22"/>
-          <w:szCs w:val="22"/>
-        </w:rPr>
-        <w:t xml:space="preserve">2.  </w:t>
-      </w:r>
-      <w:r>
-        <w:rPr>
-          <w:b/>
-          <w:bCs/>
-          <w:sz w:val="21"/>
-          <w:szCs w:val="21"/>
-        </w:rPr>
-        <w:t xml:space="preserve">A different gym charges $19.95 per month. How does Miguel's equation change for this gym?</w:t>
-      </w:r>
-    </w:p>
-    <w:p>
-      <w:pPr>
-        <w:spacing w:after="40"/>
-        <w:ind w:left="420"/>
-      </w:pPr>
-      <w:r>
-        <w:rPr>
-          <w:sz w:val="20"/>
-          <w:szCs w:val="20"/>
-        </w:rPr>
-        <w:t xml:space="preserve">A)  The variable changes: c = 24.95x instead of c = 24.95m</w:t>
-      </w:r>
-    </w:p>
-    <w:p>
-      <w:pPr>
-        <w:spacing w:after="40"/>
-        <w:ind w:left="420"/>
-      </w:pPr>
-      <w:r>
-        <w:rPr>
-          <w:sz w:val="20"/>
-          <w:szCs w:val="20"/>
-        </w:rPr>
-        <w:t xml:space="preserve">B)  The rate changes: c = 19.95m instead of c = 24.95m</w:t>
-      </w:r>
-    </w:p>
-    <w:p>
-      <w:pPr>
-        <w:spacing w:after="40"/>
-        <w:ind w:left="420"/>
-      </w:pPr>
-      <w:r>
-        <w:rPr>
-          <w:sz w:val="20"/>
-          <w:szCs w:val="20"/>
-        </w:rPr>
-        <w:t xml:space="preserve">C)  The operation changes: c = 19.95 + m</w:t>
-      </w:r>
-    </w:p>
-    <w:p>
-      <w:pPr>
-        <w:spacing w:after="40"/>
-        <w:ind w:left="420"/>
-      </w:pPr>
-      <w:r>
-        <w:rPr>
-          <w:sz w:val="20"/>
-          <w:szCs w:val="20"/>
-        </w:rPr>
-        <w:t xml:space="preserve">D)  Nothing changes — all gyms have the same equation</w:t>
-      </w:r>
-    </w:p>
-    <w:p>
-      <w:pPr>
-        <w:spacing w:after="20"/>
+        <w:spacing w:after="80"/>
       </w:pPr>
       <w:r>
         <w:t xml:space="preserve"/>
@@ -2923,33 +3403,256 @@
     </w:p>
     <w:tbl>
       <w:tblPr>
-        <w:tblW w:type="pct" w:w="100%"/>
+        <w:tblW w:type="dxa" w:w="9360"/>
         <w:tblBorders>
           <w:top w:val="single" w:color="C7D2DD" w:sz="6"/>
           <w:left w:val="single" w:color="C7D2DD" w:sz="6"/>
           <w:bottom w:val="single" w:color="C7D2DD" w:sz="6"/>
           <w:right w:val="single" w:color="C7D2DD" w:sz="6"/>
-          <w:insideH w:val="single" w:color="auto" w:sz="4"/>
-          <w:insideV w:val="single" w:color="auto" w:sz="4"/>
+          <w:insideH w:val="single" w:color="C7D2DD" w:sz="6"/>
+          <w:insideV w:val="single" w:color="C7D2DD" w:sz="6"/>
         </w:tblBorders>
       </w:tblPr>
       <w:tblGrid>
-        <w:gridCol w:w="100"/>
+        <w:gridCol w:w="2800"/>
+        <w:gridCol w:w="3560"/>
+        <w:gridCol w:w="3000"/>
       </w:tblGrid>
       <w:tr>
-        <w:tc>
-          <w:tcPr>
+        <w:trPr>
+          <w:cantSplit/>
+          <w:tblHeader/>
+        </w:trPr>
+        <w:tc>
+          <w:tcPr>
+            <w:tcW w:type="dxa" w:w="2800"/>
+            <w:shd w:fill="EEF4F8" w:color="auto" w:val="clear"/>
+            <w:tcMar>
+              <w:top w:type="dxa" w:w="60"/>
+              <w:left w:type="dxa" w:w="100"/>
+              <w:bottom w:type="dxa" w:w="60"/>
+              <w:right w:type="dxa" w:w="100"/>
+            </w:tcMar>
+          </w:tcPr>
+          <w:p>
+            <w:pPr>
+              <w:spacing w:after="0"/>
+            </w:pPr>
+            <w:r>
+              <w:rPr>
+                <w:b/>
+                <w:bCs/>
+                <w:color w:val="12355B"/>
+                <w:sz w:val="16"/>
+                <w:szCs w:val="16"/>
+              </w:rPr>
+              <w:t xml:space="preserve">CORE PROBLEM / GIVEN REPRESENTATION</w:t>
+            </w:r>
+          </w:p>
+        </w:tc>
+        <w:tc>
+          <w:tcPr>
+            <w:tcW w:type="dxa" w:w="3560"/>
+            <w:shd w:fill="EEF4F8" w:color="auto" w:val="clear"/>
+            <w:tcMar>
+              <w:top w:type="dxa" w:w="60"/>
+              <w:left w:type="dxa" w:w="100"/>
+              <w:bottom w:type="dxa" w:w="60"/>
+              <w:right w:type="dxa" w:w="100"/>
+            </w:tcMar>
+          </w:tcPr>
+          <w:p>
+            <w:pPr>
+              <w:spacing w:after="0"/>
+            </w:pPr>
+            <w:r>
+              <w:rPr>
+                <w:b/>
+                <w:bCs/>
+                <w:color w:val="12355B"/>
+                <w:sz w:val="16"/>
+                <w:szCs w:val="16"/>
+              </w:rPr>
+              <w:t xml:space="preserve">WORKING SPACE / CALCULATION STEPS</w:t>
+            </w:r>
+          </w:p>
+        </w:tc>
+        <w:tc>
+          <w:tcPr>
+            <w:tcW w:type="dxa" w:w="3000"/>
             <w:shd w:fill="FBF3E2" w:color="auto" w:val="clear"/>
             <w:tcMar>
               <w:top w:type="dxa" w:w="60"/>
-              <w:left w:type="dxa" w:w="120"/>
+              <w:left w:type="dxa" w:w="100"/>
               <w:bottom w:type="dxa" w:w="60"/>
-              <w:right w:type="dxa" w:w="120"/>
-            </w:tcMar>
-          </w:tcPr>
-          <w:p>
-            <w:pPr>
-              <w:spacing w:after="0" w:line="320"/>
+              <w:right w:type="dxa" w:w="100"/>
+            </w:tcMar>
+          </w:tcPr>
+          <w:p>
+            <w:pPr>
+              <w:spacing w:after="0"/>
+            </w:pPr>
+            <w:r>
+              <w:rPr>
+                <w:b/>
+                <w:bCs/>
+                <w:color w:val="B97A12"/>
+                <w:sz w:val="16"/>
+                <w:szCs w:val="16"/>
+              </w:rPr>
+              <w:t xml:space="preserve">EXPLAIN YOUR REASONING</w:t>
+            </w:r>
+          </w:p>
+        </w:tc>
+      </w:tr>
+      <w:tr>
+        <w:trPr>
+          <w:cantSplit/>
+        </w:trPr>
+        <w:tc>
+          <w:tcPr>
+            <w:tcW w:type="dxa" w:w="2800"/>
+            <w:tcMar>
+              <w:top w:type="dxa" w:w="80"/>
+              <w:left w:type="dxa" w:w="100"/>
+              <w:bottom w:type="dxa" w:w="80"/>
+              <w:right w:type="dxa" w:w="100"/>
+            </w:tcMar>
+            <w:vAlign w:val="top"/>
+          </w:tcPr>
+          <w:p>
+            <w:pPr>
+              <w:spacing w:after="60"/>
+            </w:pPr>
+            <w:r>
+              <w:rPr>
+                <w:b/>
+                <w:bCs/>
+                <w:color w:val="12355B"/>
+                <w:sz w:val="21"/>
+                <w:szCs w:val="21"/>
+              </w:rPr>
+              <w:t xml:space="preserve">2.  </w:t>
+            </w:r>
+            <w:r>
+              <w:rPr>
+                <w:b/>
+                <w:bCs/>
+                <w:sz w:val="20"/>
+                <w:szCs w:val="20"/>
+              </w:rPr>
+              <w:t xml:space="preserve">A different gym charges $19.95 per month. How does Miguel's equation change for this gym?</w:t>
+            </w:r>
+          </w:p>
+          <w:p>
+            <w:pPr>
+              <w:spacing w:after="30"/>
+              <w:ind w:left="180"/>
+            </w:pPr>
+            <w:r>
+              <w:rPr>
+                <w:sz w:val="19"/>
+                <w:szCs w:val="19"/>
+              </w:rPr>
+              <w:t xml:space="preserve">A)  The variable changes: c = 24.95x instead of c = 24.95m</w:t>
+            </w:r>
+          </w:p>
+          <w:p>
+            <w:pPr>
+              <w:spacing w:after="30"/>
+              <w:ind w:left="180"/>
+            </w:pPr>
+            <w:r>
+              <w:rPr>
+                <w:sz w:val="19"/>
+                <w:szCs w:val="19"/>
+              </w:rPr>
+              <w:t xml:space="preserve">B)  The rate changes: c = 19.95m instead of c = 24.95m</w:t>
+            </w:r>
+          </w:p>
+          <w:p>
+            <w:pPr>
+              <w:spacing w:after="30"/>
+              <w:ind w:left="180"/>
+            </w:pPr>
+            <w:r>
+              <w:rPr>
+                <w:sz w:val="19"/>
+                <w:szCs w:val="19"/>
+              </w:rPr>
+              <w:t xml:space="preserve">C)  The operation changes: c = 19.95 + m</w:t>
+            </w:r>
+          </w:p>
+          <w:p>
+            <w:pPr>
+              <w:spacing w:after="30"/>
+              <w:ind w:left="180"/>
+            </w:pPr>
+            <w:r>
+              <w:rPr>
+                <w:sz w:val="19"/>
+                <w:szCs w:val="19"/>
+              </w:rPr>
+              <w:t xml:space="preserve">D)  Nothing changes — all gyms have the same equation</w:t>
+            </w:r>
+          </w:p>
+        </w:tc>
+        <w:tc>
+          <w:tcPr>
+            <w:tcW w:type="dxa" w:w="3560"/>
+            <w:tcMar>
+              <w:top w:type="dxa" w:w="80"/>
+              <w:left w:type="dxa" w:w="100"/>
+              <w:bottom w:type="dxa" w:w="80"/>
+              <w:right w:type="dxa" w:w="100"/>
+            </w:tcMar>
+            <w:vAlign w:val="top"/>
+          </w:tcPr>
+          <w:p>
+            <w:pPr>
+              <w:spacing w:after="40"/>
+            </w:pPr>
+            <w:r>
+              <w:rPr>
+                <w:b/>
+                <w:bCs/>
+                <w:color w:val="1FA6A2"/>
+                <w:sz w:val="19"/>
+                <w:szCs w:val="19"/>
+              </w:rPr>
+              <w:t xml:space="preserve">Solution:  </w:t>
+            </w:r>
+            <w:r>
+              <w:rPr>
+                <w:b/>
+                <w:bCs/>
+                <w:sz w:val="19"/>
+                <w:szCs w:val="19"/>
+              </w:rPr>
+              <w:t xml:space="preserve">B)  The rate changes: c = 19.95m instead of c = 24.95m</w:t>
+            </w:r>
+          </w:p>
+          <w:p>
+            <w:pPr>
+              <w:spacing w:after="40"/>
+            </w:pPr>
+            <w:r>
+              <w:rPr>
+                <w:i/>
+                <w:iCs/>
+                <w:color w:val="5F6F80"/>
+                <w:sz w:val="18"/>
+                <w:szCs w:val="18"/>
+              </w:rPr>
+              <w:t xml:space="preserve">The structure stays 'total = rate × months'; only the rate is different, so the coefficient becomes 19.95.</w:t>
+            </w:r>
+          </w:p>
+          <w:p>
+            <w:pPr>
+              <w:pBdr>
+                <w:bottom w:val="single" w:color="AFBECC" w:sz="6"/>
+              </w:pBdr>
+              <w:spacing w:after="30" w:before="150"/>
             </w:pPr>
             <w:r>
               <w:t xml:space="preserve"/>
@@ -2957,7 +3660,125 @@
           </w:p>
           <w:p>
             <w:pPr>
-              <w:spacing w:after="0" w:line="320"/>
+              <w:pBdr>
+                <w:bottom w:val="single" w:color="AFBECC" w:sz="6"/>
+              </w:pBdr>
+              <w:spacing w:after="30" w:before="150"/>
+            </w:pPr>
+            <w:r>
+              <w:t xml:space="preserve"/>
+            </w:r>
+          </w:p>
+        </w:tc>
+        <w:tc>
+          <w:tcPr>
+            <w:tcW w:type="dxa" w:w="3000"/>
+            <w:shd w:fill="FBF3E2" w:color="auto" w:val="clear"/>
+            <w:tcMar>
+              <w:top w:type="dxa" w:w="80"/>
+              <w:left w:type="dxa" w:w="100"/>
+              <w:bottom w:type="dxa" w:w="80"/>
+              <w:right w:type="dxa" w:w="100"/>
+            </w:tcMar>
+            <w:vAlign w:val="top"/>
+          </w:tcPr>
+          <w:p>
+            <w:pPr>
+              <w:spacing w:after="40"/>
+            </w:pPr>
+            <w:r>
+              <w:rPr>
+                <w:b/>
+                <w:bCs/>
+                <w:color w:val="12355B"/>
+                <w:sz w:val="19"/>
+                <w:szCs w:val="19"/>
+              </w:rPr>
+              <w:t xml:space="preserve">Because... </w:t>
+            </w:r>
+            <w:r>
+              <w:rPr>
+                <w:color w:val="AFBECC"/>
+                <w:sz w:val="19"/>
+                <w:szCs w:val="19"/>
+              </w:rPr>
+              <w:t xml:space="preserve">________________</w:t>
+            </w:r>
+          </w:p>
+          <w:p>
+            <w:pPr>
+              <w:pBdr>
+                <w:bottom w:val="single" w:color="AFBECC" w:sz="6"/>
+              </w:pBdr>
+              <w:spacing w:after="30" w:before="150"/>
+            </w:pPr>
+            <w:r>
+              <w:t xml:space="preserve"/>
+            </w:r>
+          </w:p>
+          <w:p>
+            <w:pPr>
+              <w:spacing w:after="40" w:before="80"/>
+            </w:pPr>
+            <w:r>
+              <w:rPr>
+                <w:b/>
+                <w:bCs/>
+                <w:color w:val="6B4FA0"/>
+                <w:sz w:val="19"/>
+                <w:szCs w:val="19"/>
+              </w:rPr>
+              <w:t xml:space="preserve">Although... </w:t>
+            </w:r>
+            <w:r>
+              <w:rPr>
+                <w:color w:val="AFBECC"/>
+                <w:sz w:val="19"/>
+                <w:szCs w:val="19"/>
+              </w:rPr>
+              <w:t xml:space="preserve">_______________</w:t>
+            </w:r>
+          </w:p>
+          <w:p>
+            <w:pPr>
+              <w:pBdr>
+                <w:bottom w:val="single" w:color="AFBECC" w:sz="6"/>
+              </w:pBdr>
+              <w:spacing w:after="30" w:before="150"/>
+            </w:pPr>
+            <w:r>
+              <w:t xml:space="preserve"/>
+            </w:r>
+          </w:p>
+          <w:p>
+            <w:pPr>
+              <w:spacing w:after="40" w:before="80"/>
+            </w:pPr>
+            <w:r>
+              <w:rPr>
+                <w:b/>
+                <w:bCs/>
+                <w:color w:val="1FA6A2"/>
+                <w:sz w:val="19"/>
+                <w:szCs w:val="19"/>
+              </w:rPr>
+              <w:t xml:space="preserve">Therefore... </w:t>
+            </w:r>
+            <w:r>
+              <w:rPr>
+                <w:color w:val="AFBECC"/>
+                <w:sz w:val="19"/>
+                <w:szCs w:val="19"/>
+              </w:rPr>
+              <w:t xml:space="preserve">______________</w:t>
+            </w:r>
+          </w:p>
+          <w:p>
+            <w:pPr>
+              <w:pBdr>
+                <w:bottom w:val="single" w:color="AFBECC" w:sz="6"/>
+              </w:pBdr>
+              <w:spacing w:after="30" w:before="150"/>
             </w:pPr>
             <w:r>
               <w:t xml:space="preserve"/>
@@ -2968,84 +3789,7 @@
     </w:tbl>
     <w:p>
       <w:pPr>
-        <w:keepNext/>
-        <w:spacing w:after="60" w:before="160"/>
-      </w:pPr>
-      <w:r>
-        <w:rPr>
-          <w:b/>
-          <w:bCs/>
-          <w:color w:val="12355B"/>
-          <w:sz w:val="22"/>
-          <w:szCs w:val="22"/>
-        </w:rPr>
-        <w:t xml:space="preserve">3.  </w:t>
-      </w:r>
-      <w:r>
-        <w:rPr>
-          <w:b/>
-          <w:bCs/>
-          <w:sz w:val="21"/>
-          <w:szCs w:val="21"/>
-        </w:rPr>
-        <w:t xml:space="preserve">What is the benefit of an equation over a table for the membership costs?</w:t>
-      </w:r>
-    </w:p>
-    <w:p>
-      <w:pPr>
-        <w:spacing w:after="40"/>
-        <w:ind w:left="420"/>
-      </w:pPr>
-      <w:r>
-        <w:rPr>
-          <w:sz w:val="20"/>
-          <w:szCs w:val="20"/>
-        </w:rPr>
-        <w:t xml:space="preserve">A)  The equation lists more rows than the table</w:t>
-      </w:r>
-    </w:p>
-    <w:p>
-      <w:pPr>
-        <w:spacing w:after="40"/>
-        <w:ind w:left="420"/>
-      </w:pPr>
-      <w:r>
-        <w:rPr>
-          <w:sz w:val="20"/>
-          <w:szCs w:val="20"/>
-        </w:rPr>
-        <w:t xml:space="preserve">B)  The equation is the only representation that shows the cost increasing</w:t>
-      </w:r>
-    </w:p>
-    <w:p>
-      <w:pPr>
-        <w:spacing w:after="40"/>
-        <w:ind w:left="420"/>
-      </w:pPr>
-      <w:r>
-        <w:rPr>
-          <w:sz w:val="20"/>
-          <w:szCs w:val="20"/>
-        </w:rPr>
-        <w:t xml:space="preserve">C)  The table is always wrong and the equation is always right</w:t>
-      </w:r>
-    </w:p>
-    <w:p>
-      <w:pPr>
-        <w:spacing w:after="40"/>
-        <w:ind w:left="420"/>
-      </w:pPr>
-      <w:r>
-        <w:rPr>
-          <w:sz w:val="20"/>
-          <w:szCs w:val="20"/>
-        </w:rPr>
-        <w:t xml:space="preserve">D)  The equation gives the total cost for ANY number of months, not just the rows listed</w:t>
-      </w:r>
-    </w:p>
-    <w:p>
-      <w:pPr>
-        <w:spacing w:after="20"/>
+        <w:spacing w:after="80"/>
       </w:pPr>
       <w:r>
         <w:t xml:space="preserve"/>
@@ -3053,33 +3797,256 @@
     </w:p>
     <w:tbl>
       <w:tblPr>
-        <w:tblW w:type="pct" w:w="100%"/>
+        <w:tblW w:type="dxa" w:w="9360"/>
         <w:tblBorders>
           <w:top w:val="single" w:color="C7D2DD" w:sz="6"/>
           <w:left w:val="single" w:color="C7D2DD" w:sz="6"/>
           <w:bottom w:val="single" w:color="C7D2DD" w:sz="6"/>
           <w:right w:val="single" w:color="C7D2DD" w:sz="6"/>
-          <w:insideH w:val="single" w:color="auto" w:sz="4"/>
-          <w:insideV w:val="single" w:color="auto" w:sz="4"/>
+          <w:insideH w:val="single" w:color="C7D2DD" w:sz="6"/>
+          <w:insideV w:val="single" w:color="C7D2DD" w:sz="6"/>
         </w:tblBorders>
       </w:tblPr>
       <w:tblGrid>
-        <w:gridCol w:w="100"/>
+        <w:gridCol w:w="2800"/>
+        <w:gridCol w:w="3560"/>
+        <w:gridCol w:w="3000"/>
       </w:tblGrid>
       <w:tr>
-        <w:tc>
-          <w:tcPr>
+        <w:trPr>
+          <w:cantSplit/>
+          <w:tblHeader/>
+        </w:trPr>
+        <w:tc>
+          <w:tcPr>
+            <w:tcW w:type="dxa" w:w="2800"/>
+            <w:shd w:fill="EEF4F8" w:color="auto" w:val="clear"/>
+            <w:tcMar>
+              <w:top w:type="dxa" w:w="60"/>
+              <w:left w:type="dxa" w:w="100"/>
+              <w:bottom w:type="dxa" w:w="60"/>
+              <w:right w:type="dxa" w:w="100"/>
+            </w:tcMar>
+          </w:tcPr>
+          <w:p>
+            <w:pPr>
+              <w:spacing w:after="0"/>
+            </w:pPr>
+            <w:r>
+              <w:rPr>
+                <w:b/>
+                <w:bCs/>
+                <w:color w:val="12355B"/>
+                <w:sz w:val="16"/>
+                <w:szCs w:val="16"/>
+              </w:rPr>
+              <w:t xml:space="preserve">CORE PROBLEM / GIVEN REPRESENTATION</w:t>
+            </w:r>
+          </w:p>
+        </w:tc>
+        <w:tc>
+          <w:tcPr>
+            <w:tcW w:type="dxa" w:w="3560"/>
+            <w:shd w:fill="EEF4F8" w:color="auto" w:val="clear"/>
+            <w:tcMar>
+              <w:top w:type="dxa" w:w="60"/>
+              <w:left w:type="dxa" w:w="100"/>
+              <w:bottom w:type="dxa" w:w="60"/>
+              <w:right w:type="dxa" w:w="100"/>
+            </w:tcMar>
+          </w:tcPr>
+          <w:p>
+            <w:pPr>
+              <w:spacing w:after="0"/>
+            </w:pPr>
+            <w:r>
+              <w:rPr>
+                <w:b/>
+                <w:bCs/>
+                <w:color w:val="12355B"/>
+                <w:sz w:val="16"/>
+                <w:szCs w:val="16"/>
+              </w:rPr>
+              <w:t xml:space="preserve">WORKING SPACE / CALCULATION STEPS</w:t>
+            </w:r>
+          </w:p>
+        </w:tc>
+        <w:tc>
+          <w:tcPr>
+            <w:tcW w:type="dxa" w:w="3000"/>
             <w:shd w:fill="FBF3E2" w:color="auto" w:val="clear"/>
             <w:tcMar>
               <w:top w:type="dxa" w:w="60"/>
-              <w:left w:type="dxa" w:w="120"/>
+              <w:left w:type="dxa" w:w="100"/>
               <w:bottom w:type="dxa" w:w="60"/>
-              <w:right w:type="dxa" w:w="120"/>
-            </w:tcMar>
-          </w:tcPr>
-          <w:p>
-            <w:pPr>
-              <w:spacing w:after="0" w:line="320"/>
+              <w:right w:type="dxa" w:w="100"/>
+            </w:tcMar>
+          </w:tcPr>
+          <w:p>
+            <w:pPr>
+              <w:spacing w:after="0"/>
+            </w:pPr>
+            <w:r>
+              <w:rPr>
+                <w:b/>
+                <w:bCs/>
+                <w:color w:val="B97A12"/>
+                <w:sz w:val="16"/>
+                <w:szCs w:val="16"/>
+              </w:rPr>
+              <w:t xml:space="preserve">EXPLAIN YOUR REASONING</w:t>
+            </w:r>
+          </w:p>
+        </w:tc>
+      </w:tr>
+      <w:tr>
+        <w:trPr>
+          <w:cantSplit/>
+        </w:trPr>
+        <w:tc>
+          <w:tcPr>
+            <w:tcW w:type="dxa" w:w="2800"/>
+            <w:tcMar>
+              <w:top w:type="dxa" w:w="80"/>
+              <w:left w:type="dxa" w:w="100"/>
+              <w:bottom w:type="dxa" w:w="80"/>
+              <w:right w:type="dxa" w:w="100"/>
+            </w:tcMar>
+            <w:vAlign w:val="top"/>
+          </w:tcPr>
+          <w:p>
+            <w:pPr>
+              <w:spacing w:after="60"/>
+            </w:pPr>
+            <w:r>
+              <w:rPr>
+                <w:b/>
+                <w:bCs/>
+                <w:color w:val="12355B"/>
+                <w:sz w:val="21"/>
+                <w:szCs w:val="21"/>
+              </w:rPr>
+              <w:t xml:space="preserve">3.  </w:t>
+            </w:r>
+            <w:r>
+              <w:rPr>
+                <w:b/>
+                <w:bCs/>
+                <w:sz w:val="20"/>
+                <w:szCs w:val="20"/>
+              </w:rPr>
+              <w:t xml:space="preserve">What is the benefit of an equation over a table for the membership costs?</w:t>
+            </w:r>
+          </w:p>
+          <w:p>
+            <w:pPr>
+              <w:spacing w:after="30"/>
+              <w:ind w:left="180"/>
+            </w:pPr>
+            <w:r>
+              <w:rPr>
+                <w:sz w:val="19"/>
+                <w:szCs w:val="19"/>
+              </w:rPr>
+              <w:t xml:space="preserve">A)  The equation lists more rows than the table</w:t>
+            </w:r>
+          </w:p>
+          <w:p>
+            <w:pPr>
+              <w:spacing w:after="30"/>
+              <w:ind w:left="180"/>
+            </w:pPr>
+            <w:r>
+              <w:rPr>
+                <w:sz w:val="19"/>
+                <w:szCs w:val="19"/>
+              </w:rPr>
+              <w:t xml:space="preserve">B)  The equation is the only representation that shows the cost increasing</w:t>
+            </w:r>
+          </w:p>
+          <w:p>
+            <w:pPr>
+              <w:spacing w:after="30"/>
+              <w:ind w:left="180"/>
+            </w:pPr>
+            <w:r>
+              <w:rPr>
+                <w:sz w:val="19"/>
+                <w:szCs w:val="19"/>
+              </w:rPr>
+              <w:t xml:space="preserve">C)  The table is always wrong and the equation is always right</w:t>
+            </w:r>
+          </w:p>
+          <w:p>
+            <w:pPr>
+              <w:spacing w:after="30"/>
+              <w:ind w:left="180"/>
+            </w:pPr>
+            <w:r>
+              <w:rPr>
+                <w:sz w:val="19"/>
+                <w:szCs w:val="19"/>
+              </w:rPr>
+              <w:t xml:space="preserve">D)  The equation gives the total cost for ANY number of months, not just the rows listed</w:t>
+            </w:r>
+          </w:p>
+        </w:tc>
+        <w:tc>
+          <w:tcPr>
+            <w:tcW w:type="dxa" w:w="3560"/>
+            <w:tcMar>
+              <w:top w:type="dxa" w:w="80"/>
+              <w:left w:type="dxa" w:w="100"/>
+              <w:bottom w:type="dxa" w:w="80"/>
+              <w:right w:type="dxa" w:w="100"/>
+            </w:tcMar>
+            <w:vAlign w:val="top"/>
+          </w:tcPr>
+          <w:p>
+            <w:pPr>
+              <w:spacing w:after="40"/>
+            </w:pPr>
+            <w:r>
+              <w:rPr>
+                <w:b/>
+                <w:bCs/>
+                <w:color w:val="1FA6A2"/>
+                <w:sz w:val="19"/>
+                <w:szCs w:val="19"/>
+              </w:rPr>
+              <w:t xml:space="preserve">Solution:  </w:t>
+            </w:r>
+            <w:r>
+              <w:rPr>
+                <w:b/>
+                <w:bCs/>
+                <w:sz w:val="19"/>
+                <w:szCs w:val="19"/>
+              </w:rPr>
+              <w:t xml:space="preserve">D)  The equation gives the total cost for ANY number of months, not just the rows listed</w:t>
+            </w:r>
+          </w:p>
+          <w:p>
+            <w:pPr>
+              <w:spacing w:after="40"/>
+            </w:pPr>
+            <w:r>
+              <w:rPr>
+                <w:i/>
+                <w:iCs/>
+                <w:color w:val="5F6F80"/>
+                <w:sz w:val="18"/>
+                <w:szCs w:val="18"/>
+              </w:rPr>
+              <w:t xml:space="preserve">A table can only show the values someone wrote down; substituting any value of m into c = 24.95m gives the cost for that many months instantly.</w:t>
+            </w:r>
+          </w:p>
+          <w:p>
+            <w:pPr>
+              <w:pBdr>
+                <w:bottom w:val="single" w:color="AFBECC" w:sz="6"/>
+              </w:pBdr>
+              <w:spacing w:after="30" w:before="150"/>
             </w:pPr>
             <w:r>
               <w:t xml:space="preserve"/>
@@ -3087,7 +4054,125 @@
           </w:p>
           <w:p>
             <w:pPr>
-              <w:spacing w:after="0" w:line="320"/>
+              <w:pBdr>
+                <w:bottom w:val="single" w:color="AFBECC" w:sz="6"/>
+              </w:pBdr>
+              <w:spacing w:after="30" w:before="150"/>
+            </w:pPr>
+            <w:r>
+              <w:t xml:space="preserve"/>
+            </w:r>
+          </w:p>
+        </w:tc>
+        <w:tc>
+          <w:tcPr>
+            <w:tcW w:type="dxa" w:w="3000"/>
+            <w:shd w:fill="FBF3E2" w:color="auto" w:val="clear"/>
+            <w:tcMar>
+              <w:top w:type="dxa" w:w="80"/>
+              <w:left w:type="dxa" w:w="100"/>
+              <w:bottom w:type="dxa" w:w="80"/>
+              <w:right w:type="dxa" w:w="100"/>
+            </w:tcMar>
+            <w:vAlign w:val="top"/>
+          </w:tcPr>
+          <w:p>
+            <w:pPr>
+              <w:spacing w:after="40"/>
+            </w:pPr>
+            <w:r>
+              <w:rPr>
+                <w:b/>
+                <w:bCs/>
+                <w:color w:val="12355B"/>
+                <w:sz w:val="19"/>
+                <w:szCs w:val="19"/>
+              </w:rPr>
+              <w:t xml:space="preserve">Because... </w:t>
+            </w:r>
+            <w:r>
+              <w:rPr>
+                <w:color w:val="AFBECC"/>
+                <w:sz w:val="19"/>
+                <w:szCs w:val="19"/>
+              </w:rPr>
+              <w:t xml:space="preserve">________________</w:t>
+            </w:r>
+          </w:p>
+          <w:p>
+            <w:pPr>
+              <w:pBdr>
+                <w:bottom w:val="single" w:color="AFBECC" w:sz="6"/>
+              </w:pBdr>
+              <w:spacing w:after="30" w:before="150"/>
+            </w:pPr>
+            <w:r>
+              <w:t xml:space="preserve"/>
+            </w:r>
+          </w:p>
+          <w:p>
+            <w:pPr>
+              <w:spacing w:after="40" w:before="80"/>
+            </w:pPr>
+            <w:r>
+              <w:rPr>
+                <w:b/>
+                <w:bCs/>
+                <w:color w:val="6B4FA0"/>
+                <w:sz w:val="19"/>
+                <w:szCs w:val="19"/>
+              </w:rPr>
+              <w:t xml:space="preserve">Although... </w:t>
+            </w:r>
+            <w:r>
+              <w:rPr>
+                <w:color w:val="AFBECC"/>
+                <w:sz w:val="19"/>
+                <w:szCs w:val="19"/>
+              </w:rPr>
+              <w:t xml:space="preserve">_______________</w:t>
+            </w:r>
+          </w:p>
+          <w:p>
+            <w:pPr>
+              <w:pBdr>
+                <w:bottom w:val="single" w:color="AFBECC" w:sz="6"/>
+              </w:pBdr>
+              <w:spacing w:after="30" w:before="150"/>
+            </w:pPr>
+            <w:r>
+              <w:t xml:space="preserve"/>
+            </w:r>
+          </w:p>
+          <w:p>
+            <w:pPr>
+              <w:spacing w:after="40" w:before="80"/>
+            </w:pPr>
+            <w:r>
+              <w:rPr>
+                <w:b/>
+                <w:bCs/>
+                <w:color w:val="1FA6A2"/>
+                <w:sz w:val="19"/>
+                <w:szCs w:val="19"/>
+              </w:rPr>
+              <w:t xml:space="preserve">Therefore... </w:t>
+            </w:r>
+            <w:r>
+              <w:rPr>
+                <w:color w:val="AFBECC"/>
+                <w:sz w:val="19"/>
+                <w:szCs w:val="19"/>
+              </w:rPr>
+              <w:t xml:space="preserve">______________</w:t>
+            </w:r>
+          </w:p>
+          <w:p>
+            <w:pPr>
+              <w:pBdr>
+                <w:bottom w:val="single" w:color="AFBECC" w:sz="6"/>
+              </w:pBdr>
+              <w:spacing w:after="30" w:before="150"/>
             </w:pPr>
             <w:r>
               <w:t xml:space="preserve"/>
@@ -3098,84 +4183,7 @@
     </w:tbl>
     <w:p>
       <w:pPr>
-        <w:keepNext/>
-        <w:spacing w:after="60" w:before="160"/>
-      </w:pPr>
-      <w:r>
-        <w:rPr>
-          <w:b/>
-          <w:bCs/>
-          <w:color w:val="12355B"/>
-          <w:sz w:val="22"/>
-          <w:szCs w:val="22"/>
-        </w:rPr>
-        <w:t xml:space="preserve">4.  </w:t>
-      </w:r>
-      <w:r>
-        <w:rPr>
-          <w:b/>
-          <w:bCs/>
-          <w:sz w:val="21"/>
-          <w:szCs w:val="21"/>
-        </w:rPr>
-        <w:t xml:space="preserve">The friends spent exactly $120 on the canoe. Solve 15h = 120. How long was the rental?</w:t>
-      </w:r>
-    </w:p>
-    <w:p>
-      <w:pPr>
-        <w:spacing w:after="40"/>
-        <w:ind w:left="420"/>
-      </w:pPr>
-      <w:r>
-        <w:rPr>
-          <w:sz w:val="20"/>
-          <w:szCs w:val="20"/>
-        </w:rPr>
-        <w:t xml:space="preserve">A)  8 hours</w:t>
-      </w:r>
-    </w:p>
-    <w:p>
-      <w:pPr>
-        <w:spacing w:after="40"/>
-        <w:ind w:left="420"/>
-      </w:pPr>
-      <w:r>
-        <w:rPr>
-          <w:sz w:val="20"/>
-          <w:szCs w:val="20"/>
-        </w:rPr>
-        <w:t xml:space="preserve">B)  9 hours</w:t>
-      </w:r>
-    </w:p>
-    <w:p>
-      <w:pPr>
-        <w:spacing w:after="40"/>
-        <w:ind w:left="420"/>
-      </w:pPr>
-      <w:r>
-        <w:rPr>
-          <w:sz w:val="20"/>
-          <w:szCs w:val="20"/>
-        </w:rPr>
-        <w:t xml:space="preserve">C)  105 hours</w:t>
-      </w:r>
-    </w:p>
-    <w:p>
-      <w:pPr>
-        <w:spacing w:after="40"/>
-        <w:ind w:left="420"/>
-      </w:pPr>
-      <w:r>
-        <w:rPr>
-          <w:sz w:val="20"/>
-          <w:szCs w:val="20"/>
-        </w:rPr>
-        <w:t xml:space="preserve">D)  1,800 hours</w:t>
-      </w:r>
-    </w:p>
-    <w:p>
-      <w:pPr>
-        <w:spacing w:after="20"/>
+        <w:spacing w:after="80"/>
       </w:pPr>
       <w:r>
         <w:t xml:space="preserve"/>
@@ -3183,33 +4191,256 @@
     </w:p>
     <w:tbl>
       <w:tblPr>
-        <w:tblW w:type="pct" w:w="100%"/>
+        <w:tblW w:type="dxa" w:w="9360"/>
         <w:tblBorders>
           <w:top w:val="single" w:color="C7D2DD" w:sz="6"/>
           <w:left w:val="single" w:color="C7D2DD" w:sz="6"/>
           <w:bottom w:val="single" w:color="C7D2DD" w:sz="6"/>
           <w:right w:val="single" w:color="C7D2DD" w:sz="6"/>
-          <w:insideH w:val="single" w:color="auto" w:sz="4"/>
-          <w:insideV w:val="single" w:color="auto" w:sz="4"/>
+          <w:insideH w:val="single" w:color="C7D2DD" w:sz="6"/>
+          <w:insideV w:val="single" w:color="C7D2DD" w:sz="6"/>
         </w:tblBorders>
       </w:tblPr>
       <w:tblGrid>
-        <w:gridCol w:w="100"/>
+        <w:gridCol w:w="2800"/>
+        <w:gridCol w:w="3560"/>
+        <w:gridCol w:w="3000"/>
       </w:tblGrid>
       <w:tr>
-        <w:tc>
-          <w:tcPr>
+        <w:trPr>
+          <w:cantSplit/>
+          <w:tblHeader/>
+        </w:trPr>
+        <w:tc>
+          <w:tcPr>
+            <w:tcW w:type="dxa" w:w="2800"/>
+            <w:shd w:fill="EEF4F8" w:color="auto" w:val="clear"/>
+            <w:tcMar>
+              <w:top w:type="dxa" w:w="60"/>
+              <w:left w:type="dxa" w:w="100"/>
+              <w:bottom w:type="dxa" w:w="60"/>
+              <w:right w:type="dxa" w:w="100"/>
+            </w:tcMar>
+          </w:tcPr>
+          <w:p>
+            <w:pPr>
+              <w:spacing w:after="0"/>
+            </w:pPr>
+            <w:r>
+              <w:rPr>
+                <w:b/>
+                <w:bCs/>
+                <w:color w:val="12355B"/>
+                <w:sz w:val="16"/>
+                <w:szCs w:val="16"/>
+              </w:rPr>
+              <w:t xml:space="preserve">CORE PROBLEM / GIVEN REPRESENTATION</w:t>
+            </w:r>
+          </w:p>
+        </w:tc>
+        <w:tc>
+          <w:tcPr>
+            <w:tcW w:type="dxa" w:w="3560"/>
+            <w:shd w:fill="EEF4F8" w:color="auto" w:val="clear"/>
+            <w:tcMar>
+              <w:top w:type="dxa" w:w="60"/>
+              <w:left w:type="dxa" w:w="100"/>
+              <w:bottom w:type="dxa" w:w="60"/>
+              <w:right w:type="dxa" w:w="100"/>
+            </w:tcMar>
+          </w:tcPr>
+          <w:p>
+            <w:pPr>
+              <w:spacing w:after="0"/>
+            </w:pPr>
+            <w:r>
+              <w:rPr>
+                <w:b/>
+                <w:bCs/>
+                <w:color w:val="12355B"/>
+                <w:sz w:val="16"/>
+                <w:szCs w:val="16"/>
+              </w:rPr>
+              <w:t xml:space="preserve">WORKING SPACE / CALCULATION STEPS</w:t>
+            </w:r>
+          </w:p>
+        </w:tc>
+        <w:tc>
+          <w:tcPr>
+            <w:tcW w:type="dxa" w:w="3000"/>
             <w:shd w:fill="FBF3E2" w:color="auto" w:val="clear"/>
             <w:tcMar>
               <w:top w:type="dxa" w:w="60"/>
-              <w:left w:type="dxa" w:w="120"/>
+              <w:left w:type="dxa" w:w="100"/>
               <w:bottom w:type="dxa" w:w="60"/>
-              <w:right w:type="dxa" w:w="120"/>
-            </w:tcMar>
-          </w:tcPr>
-          <w:p>
-            <w:pPr>
-              <w:spacing w:after="0" w:line="320"/>
+              <w:right w:type="dxa" w:w="100"/>
+            </w:tcMar>
+          </w:tcPr>
+          <w:p>
+            <w:pPr>
+              <w:spacing w:after="0"/>
+            </w:pPr>
+            <w:r>
+              <w:rPr>
+                <w:b/>
+                <w:bCs/>
+                <w:color w:val="B97A12"/>
+                <w:sz w:val="16"/>
+                <w:szCs w:val="16"/>
+              </w:rPr>
+              <w:t xml:space="preserve">EXPLAIN YOUR REASONING</w:t>
+            </w:r>
+          </w:p>
+        </w:tc>
+      </w:tr>
+      <w:tr>
+        <w:trPr>
+          <w:cantSplit/>
+        </w:trPr>
+        <w:tc>
+          <w:tcPr>
+            <w:tcW w:type="dxa" w:w="2800"/>
+            <w:tcMar>
+              <w:top w:type="dxa" w:w="80"/>
+              <w:left w:type="dxa" w:w="100"/>
+              <w:bottom w:type="dxa" w:w="80"/>
+              <w:right w:type="dxa" w:w="100"/>
+            </w:tcMar>
+            <w:vAlign w:val="top"/>
+          </w:tcPr>
+          <w:p>
+            <w:pPr>
+              <w:spacing w:after="60"/>
+            </w:pPr>
+            <w:r>
+              <w:rPr>
+                <w:b/>
+                <w:bCs/>
+                <w:color w:val="12355B"/>
+                <w:sz w:val="21"/>
+                <w:szCs w:val="21"/>
+              </w:rPr>
+              <w:t xml:space="preserve">4.  </w:t>
+            </w:r>
+            <w:r>
+              <w:rPr>
+                <w:b/>
+                <w:bCs/>
+                <w:sz w:val="20"/>
+                <w:szCs w:val="20"/>
+              </w:rPr>
+              <w:t xml:space="preserve">The friends spent exactly $120 on the canoe. Solve 15h = 120. How long was the rental?</w:t>
+            </w:r>
+          </w:p>
+          <w:p>
+            <w:pPr>
+              <w:spacing w:after="30"/>
+              <w:ind w:left="180"/>
+            </w:pPr>
+            <w:r>
+              <w:rPr>
+                <w:sz w:val="19"/>
+                <w:szCs w:val="19"/>
+              </w:rPr>
+              <w:t xml:space="preserve">A)  8 hours</w:t>
+            </w:r>
+          </w:p>
+          <w:p>
+            <w:pPr>
+              <w:spacing w:after="30"/>
+              <w:ind w:left="180"/>
+            </w:pPr>
+            <w:r>
+              <w:rPr>
+                <w:sz w:val="19"/>
+                <w:szCs w:val="19"/>
+              </w:rPr>
+              <w:t xml:space="preserve">B)  9 hours</w:t>
+            </w:r>
+          </w:p>
+          <w:p>
+            <w:pPr>
+              <w:spacing w:after="30"/>
+              <w:ind w:left="180"/>
+            </w:pPr>
+            <w:r>
+              <w:rPr>
+                <w:sz w:val="19"/>
+                <w:szCs w:val="19"/>
+              </w:rPr>
+              <w:t xml:space="preserve">C)  105 hours</w:t>
+            </w:r>
+          </w:p>
+          <w:p>
+            <w:pPr>
+              <w:spacing w:after="30"/>
+              <w:ind w:left="180"/>
+            </w:pPr>
+            <w:r>
+              <w:rPr>
+                <w:sz w:val="19"/>
+                <w:szCs w:val="19"/>
+              </w:rPr>
+              <w:t xml:space="preserve">D)  1,800 hours</w:t>
+            </w:r>
+          </w:p>
+        </w:tc>
+        <w:tc>
+          <w:tcPr>
+            <w:tcW w:type="dxa" w:w="3560"/>
+            <w:tcMar>
+              <w:top w:type="dxa" w:w="80"/>
+              <w:left w:type="dxa" w:w="100"/>
+              <w:bottom w:type="dxa" w:w="80"/>
+              <w:right w:type="dxa" w:w="100"/>
+            </w:tcMar>
+            <w:vAlign w:val="top"/>
+          </w:tcPr>
+          <w:p>
+            <w:pPr>
+              <w:spacing w:after="40"/>
+            </w:pPr>
+            <w:r>
+              <w:rPr>
+                <w:b/>
+                <w:bCs/>
+                <w:color w:val="1FA6A2"/>
+                <w:sz w:val="19"/>
+                <w:szCs w:val="19"/>
+              </w:rPr>
+              <w:t xml:space="preserve">Solution:  </w:t>
+            </w:r>
+            <w:r>
+              <w:rPr>
+                <w:b/>
+                <w:bCs/>
+                <w:sz w:val="19"/>
+                <w:szCs w:val="19"/>
+              </w:rPr>
+              <w:t xml:space="preserve">A)  8 hours</w:t>
+            </w:r>
+          </w:p>
+          <w:p>
+            <w:pPr>
+              <w:spacing w:after="40"/>
+            </w:pPr>
+            <w:r>
+              <w:rPr>
+                <w:i/>
+                <w:iCs/>
+                <w:color w:val="5F6F80"/>
+                <w:sz w:val="18"/>
+                <w:szCs w:val="18"/>
+              </w:rPr>
+              <w:t xml:space="preserve">Divide both sides by 15: h = 120 ÷ 15 = 8.</w:t>
+            </w:r>
+          </w:p>
+          <w:p>
+            <w:pPr>
+              <w:pBdr>
+                <w:bottom w:val="single" w:color="AFBECC" w:sz="6"/>
+              </w:pBdr>
+              <w:spacing w:after="30" w:before="150"/>
             </w:pPr>
             <w:r>
               <w:t xml:space="preserve"/>
@@ -3217,7 +4448,125 @@
           </w:p>
           <w:p>
             <w:pPr>
-              <w:spacing w:after="0" w:line="320"/>
+              <w:pBdr>
+                <w:bottom w:val="single" w:color="AFBECC" w:sz="6"/>
+              </w:pBdr>
+              <w:spacing w:after="30" w:before="150"/>
+            </w:pPr>
+            <w:r>
+              <w:t xml:space="preserve"/>
+            </w:r>
+          </w:p>
+        </w:tc>
+        <w:tc>
+          <w:tcPr>
+            <w:tcW w:type="dxa" w:w="3000"/>
+            <w:shd w:fill="FBF3E2" w:color="auto" w:val="clear"/>
+            <w:tcMar>
+              <w:top w:type="dxa" w:w="80"/>
+              <w:left w:type="dxa" w:w="100"/>
+              <w:bottom w:type="dxa" w:w="80"/>
+              <w:right w:type="dxa" w:w="100"/>
+            </w:tcMar>
+            <w:vAlign w:val="top"/>
+          </w:tcPr>
+          <w:p>
+            <w:pPr>
+              <w:spacing w:after="40"/>
+            </w:pPr>
+            <w:r>
+              <w:rPr>
+                <w:b/>
+                <w:bCs/>
+                <w:color w:val="12355B"/>
+                <w:sz w:val="19"/>
+                <w:szCs w:val="19"/>
+              </w:rPr>
+              <w:t xml:space="preserve">Because... </w:t>
+            </w:r>
+            <w:r>
+              <w:rPr>
+                <w:color w:val="AFBECC"/>
+                <w:sz w:val="19"/>
+                <w:szCs w:val="19"/>
+              </w:rPr>
+              <w:t xml:space="preserve">________________</w:t>
+            </w:r>
+          </w:p>
+          <w:p>
+            <w:pPr>
+              <w:pBdr>
+                <w:bottom w:val="single" w:color="AFBECC" w:sz="6"/>
+              </w:pBdr>
+              <w:spacing w:after="30" w:before="150"/>
+            </w:pPr>
+            <w:r>
+              <w:t xml:space="preserve"/>
+            </w:r>
+          </w:p>
+          <w:p>
+            <w:pPr>
+              <w:spacing w:after="40" w:before="80"/>
+            </w:pPr>
+            <w:r>
+              <w:rPr>
+                <w:b/>
+                <w:bCs/>
+                <w:color w:val="6B4FA0"/>
+                <w:sz w:val="19"/>
+                <w:szCs w:val="19"/>
+              </w:rPr>
+              <w:t xml:space="preserve">Although... </w:t>
+            </w:r>
+            <w:r>
+              <w:rPr>
+                <w:color w:val="AFBECC"/>
+                <w:sz w:val="19"/>
+                <w:szCs w:val="19"/>
+              </w:rPr>
+              <w:t xml:space="preserve">_______________</w:t>
+            </w:r>
+          </w:p>
+          <w:p>
+            <w:pPr>
+              <w:pBdr>
+                <w:bottom w:val="single" w:color="AFBECC" w:sz="6"/>
+              </w:pBdr>
+              <w:spacing w:after="30" w:before="150"/>
+            </w:pPr>
+            <w:r>
+              <w:t xml:space="preserve"/>
+            </w:r>
+          </w:p>
+          <w:p>
+            <w:pPr>
+              <w:spacing w:after="40" w:before="80"/>
+            </w:pPr>
+            <w:r>
+              <w:rPr>
+                <w:b/>
+                <w:bCs/>
+                <w:color w:val="1FA6A2"/>
+                <w:sz w:val="19"/>
+                <w:szCs w:val="19"/>
+              </w:rPr>
+              <w:t xml:space="preserve">Therefore... </w:t>
+            </w:r>
+            <w:r>
+              <w:rPr>
+                <w:color w:val="AFBECC"/>
+                <w:sz w:val="19"/>
+                <w:szCs w:val="19"/>
+              </w:rPr>
+              <w:t xml:space="preserve">______________</w:t>
+            </w:r>
+          </w:p>
+          <w:p>
+            <w:pPr>
+              <w:pBdr>
+                <w:bottom w:val="single" w:color="AFBECC" w:sz="6"/>
+              </w:pBdr>
+              <w:spacing w:after="30" w:before="150"/>
             </w:pPr>
             <w:r>
               <w:t xml:space="preserve"/>
@@ -3226,6 +4575,14 @@
         </w:tc>
       </w:tr>
     </w:tbl>
+    <w:p>
+      <w:pPr>
+        <w:spacing w:after="80"/>
+      </w:pPr>
+      <w:r>
+        <w:t xml:space="preserve"/>
+      </w:r>
+    </w:p>
     <w:p>
       <w:pPr>
         <w:pStyle w:val="Heading1"/>
@@ -3344,6 +4701,149 @@
         <w:t xml:space="preserve"/>
       </w:r>
     </w:p>
+    <w:p>
+      <w:pPr>
+        <w:spacing w:after="60"/>
+      </w:pPr>
+      <w:r>
+        <w:t xml:space="preserve"/>
+      </w:r>
+    </w:p>
+    <w:tbl>
+      <w:tblPr>
+        <w:tblW w:type="dxa" w:w="9360"/>
+        <w:tblBorders>
+          <w:top w:val="single" w:color="C7D2DD" w:sz="6"/>
+          <w:left w:val="single" w:color="C7D2DD" w:sz="6"/>
+          <w:bottom w:val="single" w:color="C7D2DD" w:sz="6"/>
+          <w:right w:val="single" w:color="C7D2DD" w:sz="6"/>
+          <w:insideH w:val="single" w:color="C7D2DD" w:sz="6"/>
+          <w:insideV w:val="single" w:color="C7D2DD" w:sz="6"/>
+        </w:tblBorders>
+      </w:tblPr>
+      <w:tblGrid>
+        <w:gridCol w:w="3120"/>
+        <w:gridCol w:w="3120"/>
+        <w:gridCol w:w="3120"/>
+      </w:tblGrid>
+      <w:tr>
+        <w:trPr>
+          <w:cantSplit/>
+          <w:tblHeader/>
+        </w:trPr>
+        <w:tc>
+          <w:tcPr>
+            <w:tcW w:type="dxa" w:w="9360"/>
+            <w:gridSpan w:val="3"/>
+            <w:shd w:fill="EEF4F8" w:color="auto" w:val="clear"/>
+            <w:tcMar>
+              <w:top w:type="dxa" w:w="60"/>
+              <w:left w:type="dxa" w:w="100"/>
+              <w:bottom w:type="dxa" w:w="60"/>
+              <w:right w:type="dxa" w:w="100"/>
+            </w:tcMar>
+          </w:tcPr>
+          <w:p>
+            <w:pPr>
+              <w:spacing w:after="0"/>
+            </w:pPr>
+            <w:r>
+              <w:rPr>
+                <w:b/>
+                <w:bCs/>
+                <w:color w:val="12355B"/>
+                <w:sz w:val="18"/>
+                <w:szCs w:val="18"/>
+              </w:rPr>
+              <w:t xml:space="preserve">EXIT CHECK · 3-POINT SELF-ASSESSMENT CHECKLIST</w:t>
+            </w:r>
+          </w:p>
+        </w:tc>
+      </w:tr>
+      <w:tr>
+        <w:trPr>
+          <w:cantSplit/>
+        </w:trPr>
+        <w:tc>
+          <w:tcPr>
+            <w:tcW w:type="dxa" w:w="3120"/>
+            <w:tcMar>
+              <w:top w:type="dxa" w:w="80"/>
+              <w:left w:type="dxa" w:w="100"/>
+              <w:bottom w:type="dxa" w:w="80"/>
+              <w:right w:type="dxa" w:w="100"/>
+            </w:tcMar>
+          </w:tcPr>
+          <w:p>
+            <w:pPr>
+              <w:spacing w:after="0"/>
+            </w:pPr>
+            <w:r>
+              <w:rPr>
+                <w:b/>
+                <w:bCs/>
+                <w:color w:val="1A2733"/>
+                <w:sz w:val="18"/>
+                <w:szCs w:val="18"/>
+              </w:rPr>
+              <w:t xml:space="preserve">☐ 1. Units &amp; Labels Verified</w:t>
+            </w:r>
+          </w:p>
+        </w:tc>
+        <w:tc>
+          <w:tcPr>
+            <w:tcW w:type="dxa" w:w="3120"/>
+            <w:tcMar>
+              <w:top w:type="dxa" w:w="80"/>
+              <w:left w:type="dxa" w:w="100"/>
+              <w:bottom w:type="dxa" w:w="80"/>
+              <w:right w:type="dxa" w:w="100"/>
+            </w:tcMar>
+          </w:tcPr>
+          <w:p>
+            <w:pPr>
+              <w:spacing w:after="0"/>
+            </w:pPr>
+            <w:r>
+              <w:rPr>
+                <w:b/>
+                <w:bCs/>
+                <w:color w:val="1A2733"/>
+                <w:sz w:val="18"/>
+                <w:szCs w:val="18"/>
+              </w:rPr>
+              <w:t xml:space="preserve">☐ 2. Reasoning Stated (Because / Although / Therefore)</w:t>
+            </w:r>
+          </w:p>
+        </w:tc>
+        <w:tc>
+          <w:tcPr>
+            <w:tcW w:type="dxa" w:w="3120"/>
+            <w:tcMar>
+              <w:top w:type="dxa" w:w="80"/>
+              <w:left w:type="dxa" w:w="100"/>
+              <w:bottom w:type="dxa" w:w="80"/>
+              <w:right w:type="dxa" w:w="100"/>
+            </w:tcMar>
+          </w:tcPr>
+          <w:p>
+            <w:pPr>
+              <w:spacing w:after="0"/>
+            </w:pPr>
+            <w:r>
+              <w:rPr>
+                <w:b/>
+                <w:bCs/>
+                <w:color w:val="1A2733"/>
+                <w:sz w:val="18"/>
+                <w:szCs w:val="18"/>
+              </w:rPr>
+              <w:t xml:space="preserve">☐ 3. Calculations Double-Checked</w:t>
+            </w:r>
+          </w:p>
+        </w:tc>
+      </w:tr>
+    </w:tbl>
     <w:p>
       <w:pPr>
         <w:pStyle w:val="Heading1"/>
